--- a/萌新索引（必看）.docx
+++ b/萌新索引（必看）.docx
@@ -7194,6 +7194,7 @@
           <w:sz w:val="22"/>
         </w:rPr>
       </w:pPr>
+      <w:bookmarkStart w:id="1" w:name="_Hlk217900737"/>
       <w:r>
         <w:rPr>
           <w:rFonts w:ascii="Tahoma" w:eastAsia="微软雅黑" w:hAnsi="Tahoma" w:hint="eastAsia"/>
@@ -7271,7 +7272,25 @@
           <w:kern w:val="0"/>
           <w:sz w:val="22"/>
         </w:rPr>
-        <w:t>以后在游戏行业工作</w:t>
+        <w:t>以后在</w:t>
+      </w:r>
+      <w:r>
+        <w:rPr>
+          <w:rFonts w:ascii="Tahoma" w:eastAsia="微软雅黑" w:hAnsi="Tahoma" w:hint="eastAsia"/>
+          <w:b/>
+          <w:kern w:val="0"/>
+          <w:sz w:val="22"/>
+        </w:rPr>
+        <w:t>独立</w:t>
+      </w:r>
+      <w:r>
+        <w:rPr>
+          <w:rFonts w:ascii="Tahoma" w:eastAsia="微软雅黑" w:hAnsi="Tahoma" w:hint="eastAsia"/>
+          <w:b/>
+          <w:kern w:val="0"/>
+          <w:sz w:val="22"/>
+        </w:rPr>
+        <w:t>游戏行业工作</w:t>
       </w:r>
       <w:r>
         <w:rPr>
@@ -7343,7 +7362,17 @@
           <w:kern w:val="0"/>
           <w:sz w:val="22"/>
         </w:rPr>
-        <w:t>不可行</w:t>
+        <w:t>不</w:t>
+      </w:r>
+      <w:r>
+        <w:rPr>
+          <w:rFonts w:ascii="Tahoma" w:eastAsia="微软雅黑" w:hAnsi="Tahoma" w:hint="eastAsia"/>
+          <w:b/>
+          <w:bCs/>
+          <w:kern w:val="0"/>
+          <w:sz w:val="22"/>
+        </w:rPr>
+        <w:t>太建议</w:t>
       </w:r>
       <w:r>
         <w:rPr>
@@ -7497,7 +7526,23 @@
                 <w:kern w:val="0"/>
                 <w:sz w:val="22"/>
               </w:rPr>
-              <w:t>年的时候，我就说不可行，现在</w:t>
+              <w:t>年的时候，我就说不可行</w:t>
+            </w:r>
+            <w:r>
+              <w:rPr>
+                <w:rFonts w:ascii="Tahoma" w:eastAsia="微软雅黑" w:hAnsi="Tahoma" w:hint="eastAsia"/>
+                <w:kern w:val="0"/>
+                <w:sz w:val="22"/>
+              </w:rPr>
+              <w:t>；</w:t>
+            </w:r>
+            <w:r>
+              <w:rPr>
+                <w:rFonts w:ascii="Tahoma" w:eastAsia="微软雅黑" w:hAnsi="Tahoma" w:hint="eastAsia"/>
+                <w:kern w:val="0"/>
+                <w:sz w:val="22"/>
+              </w:rPr>
+              <w:t>现在</w:t>
             </w:r>
             <w:r>
               <w:rPr>
@@ -7513,15 +7558,39 @@
                 <w:kern w:val="0"/>
                 <w:sz w:val="22"/>
               </w:rPr>
-              <w:t>024</w:t>
-            </w:r>
-            <w:r>
-              <w:rPr>
-                <w:rFonts w:ascii="Tahoma" w:eastAsia="微软雅黑" w:hAnsi="Tahoma" w:hint="eastAsia"/>
-                <w:kern w:val="0"/>
-                <w:sz w:val="22"/>
-              </w:rPr>
-              <w:t>年了，还是不可行。</w:t>
+              <w:t>02</w:t>
+            </w:r>
+            <w:r>
+              <w:rPr>
+                <w:rFonts w:ascii="Tahoma" w:eastAsia="微软雅黑" w:hAnsi="Tahoma" w:hint="eastAsia"/>
+                <w:kern w:val="0"/>
+                <w:sz w:val="22"/>
+              </w:rPr>
+              <w:t>4</w:t>
+            </w:r>
+            <w:r>
+              <w:rPr>
+                <w:rFonts w:ascii="Tahoma" w:eastAsia="微软雅黑" w:hAnsi="Tahoma" w:hint="eastAsia"/>
+                <w:kern w:val="0"/>
+                <w:sz w:val="22"/>
+              </w:rPr>
+              <w:t>年了，</w:t>
+            </w:r>
+            <w:r>
+              <w:rPr>
+                <w:rFonts w:ascii="Tahoma" w:eastAsia="微软雅黑" w:hAnsi="Tahoma" w:hint="eastAsia"/>
+                <w:kern w:val="0"/>
+                <w:sz w:val="22"/>
+              </w:rPr>
+              <w:t>我仍然说</w:t>
+            </w:r>
+            <w:r>
+              <w:rPr>
+                <w:rFonts w:ascii="Tahoma" w:eastAsia="微软雅黑" w:hAnsi="Tahoma" w:hint="eastAsia"/>
+                <w:kern w:val="0"/>
+                <w:sz w:val="22"/>
+              </w:rPr>
+              <w:t>不可行。</w:t>
             </w:r>
           </w:p>
           <w:p>
@@ -7542,7 +7611,39 @@
                 <w:kern w:val="0"/>
                 <w:sz w:val="22"/>
               </w:rPr>
-              <w:t>不支持的原因各种各样，比如</w:t>
+              <w:t>不</w:t>
+            </w:r>
+            <w:r>
+              <w:rPr>
+                <w:rFonts w:ascii="Tahoma" w:eastAsia="微软雅黑" w:hAnsi="Tahoma" w:hint="eastAsia"/>
+                <w:kern w:val="0"/>
+                <w:sz w:val="22"/>
+              </w:rPr>
+              <w:t>可行</w:t>
+            </w:r>
+            <w:r>
+              <w:rPr>
+                <w:rFonts w:ascii="Tahoma" w:eastAsia="微软雅黑" w:hAnsi="Tahoma" w:hint="eastAsia"/>
+                <w:kern w:val="0"/>
+                <w:sz w:val="22"/>
+              </w:rPr>
+              <w:t>的原因</w:t>
+            </w:r>
+            <w:r>
+              <w:rPr>
+                <w:rFonts w:ascii="Tahoma" w:eastAsia="微软雅黑" w:hAnsi="Tahoma" w:hint="eastAsia"/>
+                <w:kern w:val="0"/>
+                <w:sz w:val="22"/>
+              </w:rPr>
+              <w:t>有很多</w:t>
+            </w:r>
+            <w:r>
+              <w:rPr>
+                <w:rFonts w:ascii="Tahoma" w:eastAsia="微软雅黑" w:hAnsi="Tahoma" w:hint="eastAsia"/>
+                <w:kern w:val="0"/>
+                <w:sz w:val="22"/>
+              </w:rPr>
+              <w:t>，比如</w:t>
             </w:r>
             <w:r>
               <w:rPr>
@@ -7582,6 +7683,40 @@
                 <w:kern w:val="0"/>
                 <w:sz w:val="22"/>
               </w:rPr>
+              <w:t>2019</w:t>
+            </w:r>
+            <w:r>
+              <w:rPr>
+                <w:rFonts w:ascii="Tahoma" w:eastAsia="微软雅黑" w:hAnsi="Tahoma" w:hint="eastAsia"/>
+                <w:kern w:val="0"/>
+                <w:sz w:val="22"/>
+              </w:rPr>
+              <w:t>年</w:t>
+            </w:r>
+            <w:proofErr w:type="gramStart"/>
+            <w:r>
+              <w:rPr>
+                <w:rFonts w:ascii="Tahoma" w:eastAsia="微软雅黑" w:hAnsi="Tahoma" w:hint="eastAsia"/>
+                <w:kern w:val="0"/>
+                <w:sz w:val="22"/>
+              </w:rPr>
+              <w:t>暴雪因魔兽</w:t>
+            </w:r>
+            <w:proofErr w:type="gramEnd"/>
+            <w:r>
+              <w:rPr>
+                <w:rFonts w:ascii="Tahoma" w:eastAsia="微软雅黑" w:hAnsi="Tahoma" w:hint="eastAsia"/>
+                <w:kern w:val="0"/>
+                <w:sz w:val="22"/>
+              </w:rPr>
+              <w:t>争霸重铸版跌落神坛、</w:t>
+            </w:r>
+            <w:r>
+              <w:rPr>
+                <w:rFonts w:ascii="Tahoma" w:eastAsia="微软雅黑" w:hAnsi="Tahoma" w:hint="eastAsia"/>
+                <w:kern w:val="0"/>
+                <w:sz w:val="22"/>
+              </w:rPr>
               <w:t>2</w:t>
             </w:r>
             <w:r>
@@ -7622,6 +7757,54 @@
                 <w:kern w:val="0"/>
                 <w:sz w:val="22"/>
               </w:rPr>
+              <w:t>2021</w:t>
+            </w:r>
+            <w:r>
+              <w:rPr>
+                <w:rFonts w:ascii="Tahoma" w:eastAsia="微软雅黑" w:hAnsi="Tahoma" w:hint="eastAsia"/>
+                <w:kern w:val="0"/>
+                <w:sz w:val="22"/>
+              </w:rPr>
+              <w:t>年的游戏大神毛星云自杀事件、</w:t>
+            </w:r>
+            <w:r>
+              <w:rPr>
+                <w:rFonts w:ascii="Tahoma" w:eastAsia="微软雅黑" w:hAnsi="Tahoma" w:hint="eastAsia"/>
+                <w:kern w:val="0"/>
+                <w:sz w:val="22"/>
+              </w:rPr>
+              <w:t>2022</w:t>
+            </w:r>
+            <w:r>
+              <w:rPr>
+                <w:rFonts w:ascii="Tahoma" w:eastAsia="微软雅黑" w:hAnsi="Tahoma" w:hint="eastAsia"/>
+                <w:kern w:val="0"/>
+                <w:sz w:val="22"/>
+              </w:rPr>
+              <w:t>年羊了个羊</w:t>
+            </w:r>
+            <w:r>
+              <w:rPr>
+                <w:rFonts w:ascii="Tahoma" w:eastAsia="微软雅黑" w:hAnsi="Tahoma" w:hint="eastAsia"/>
+                <w:kern w:val="0"/>
+                <w:sz w:val="22"/>
+              </w:rPr>
+              <w:t>的</w:t>
+            </w:r>
+            <w:r>
+              <w:rPr>
+                <w:rFonts w:ascii="Tahoma" w:eastAsia="微软雅黑" w:hAnsi="Tahoma" w:hint="eastAsia"/>
+                <w:kern w:val="0"/>
+                <w:sz w:val="22"/>
+              </w:rPr>
+              <w:t>病毒式传播、</w:t>
+            </w:r>
+            <w:r>
+              <w:rPr>
+                <w:rFonts w:ascii="Tahoma" w:eastAsia="微软雅黑" w:hAnsi="Tahoma" w:hint="eastAsia"/>
+                <w:kern w:val="0"/>
+                <w:sz w:val="22"/>
+              </w:rPr>
               <w:t>2</w:t>
             </w:r>
             <w:r>
@@ -7702,7 +7885,7 @@
                 <w:kern w:val="0"/>
                 <w:sz w:val="22"/>
               </w:rPr>
-              <w:t>之类的</w:t>
+              <w:t>事件</w:t>
             </w:r>
             <w:r>
               <w:rPr>
@@ -7985,6 +8168,328 @@
         </w:rPr>
       </w:pPr>
     </w:p>
+    <w:tbl>
+      <w:tblPr>
+        <w:tblStyle w:val="ab"/>
+        <w:tblW w:w="0" w:type="auto"/>
+        <w:tblLook w:val="04A0" w:firstRow="1" w:lastRow="0" w:firstColumn="1" w:lastColumn="0" w:noHBand="0" w:noVBand="1"/>
+      </w:tblPr>
+      <w:tblGrid>
+        <w:gridCol w:w="8522"/>
+      </w:tblGrid>
+      <w:tr>
+        <w:tc>
+          <w:tcPr>
+            <w:tcW w:w="8522" w:type="dxa"/>
+          </w:tcPr>
+          <w:p>
+            <w:pPr>
+              <w:widowControl/>
+              <w:adjustRightInd w:val="0"/>
+              <w:snapToGrid w:val="0"/>
+              <w:jc w:val="left"/>
+              <w:rPr>
+                <w:rFonts w:ascii="Tahoma" w:eastAsia="微软雅黑" w:hAnsi="Tahoma"/>
+                <w:kern w:val="0"/>
+                <w:sz w:val="22"/>
+              </w:rPr>
+            </w:pPr>
+            <w:r>
+              <w:rPr>
+                <w:rFonts w:ascii="Tahoma" w:eastAsia="微软雅黑" w:hAnsi="Tahoma" w:hint="eastAsia"/>
+                <w:kern w:val="0"/>
+                <w:sz w:val="22"/>
+              </w:rPr>
+              <w:t>时间过的真快ㄟ</w:t>
+            </w:r>
+            <w:r>
+              <w:rPr>
+                <w:rFonts w:ascii="Tahoma" w:eastAsia="微软雅黑" w:hAnsi="Tahoma" w:hint="eastAsia"/>
+                <w:kern w:val="0"/>
+                <w:sz w:val="22"/>
+              </w:rPr>
+              <w:t>(</w:t>
+            </w:r>
+            <w:r>
+              <w:rPr>
+                <w:rFonts w:ascii="Arial" w:eastAsia="微软雅黑" w:hAnsi="Arial" w:cs="Arial"/>
+                <w:kern w:val="0"/>
+                <w:sz w:val="22"/>
+              </w:rPr>
+              <w:t>ʅ</w:t>
+            </w:r>
+            <w:r>
+              <w:rPr>
+                <w:rFonts w:ascii="微软雅黑" w:eastAsia="微软雅黑" w:hAnsi="微软雅黑" w:cs="微软雅黑" w:hint="eastAsia"/>
+                <w:kern w:val="0"/>
+                <w:sz w:val="22"/>
+              </w:rPr>
+              <w:t>⊙ω⊙</w:t>
+            </w:r>
+            <w:r>
+              <w:rPr>
+                <w:rFonts w:ascii="Tahoma" w:eastAsia="微软雅黑" w:hAnsi="Tahoma" w:hint="eastAsia"/>
+                <w:kern w:val="0"/>
+                <w:sz w:val="22"/>
+              </w:rPr>
+              <w:t>)</w:t>
+            </w:r>
+            <w:r>
+              <w:rPr>
+                <w:rFonts w:ascii="Tahoma" w:eastAsia="微软雅黑" w:hAnsi="Tahoma" w:hint="eastAsia"/>
+                <w:kern w:val="0"/>
+                <w:sz w:val="22"/>
+              </w:rPr>
+              <w:t>。</w:t>
+            </w:r>
+          </w:p>
+          <w:p>
+            <w:pPr>
+              <w:widowControl/>
+              <w:adjustRightInd w:val="0"/>
+              <w:snapToGrid w:val="0"/>
+              <w:jc w:val="left"/>
+              <w:rPr>
+                <w:rFonts w:ascii="Tahoma" w:eastAsia="微软雅黑" w:hAnsi="Tahoma"/>
+                <w:kern w:val="0"/>
+                <w:sz w:val="22"/>
+              </w:rPr>
+            </w:pPr>
+            <w:r>
+              <w:rPr>
+                <w:rFonts w:ascii="Tahoma" w:eastAsia="微软雅黑" w:hAnsi="Tahoma" w:hint="eastAsia"/>
+                <w:kern w:val="0"/>
+                <w:sz w:val="22"/>
+              </w:rPr>
+              <w:t>2024</w:t>
+            </w:r>
+            <w:r>
+              <w:rPr>
+                <w:rFonts w:ascii="Tahoma" w:eastAsia="微软雅黑" w:hAnsi="Tahoma" w:hint="eastAsia"/>
+                <w:kern w:val="0"/>
+                <w:sz w:val="22"/>
+              </w:rPr>
+              <w:t>年</w:t>
+            </w:r>
+            <w:r>
+              <w:rPr>
+                <w:rFonts w:ascii="Tahoma" w:eastAsia="微软雅黑" w:hAnsi="Tahoma" w:hint="eastAsia"/>
+                <w:kern w:val="0"/>
+                <w:sz w:val="22"/>
+              </w:rPr>
+              <w:t>8</w:t>
+            </w:r>
+            <w:r>
+              <w:rPr>
+                <w:rFonts w:ascii="Tahoma" w:eastAsia="微软雅黑" w:hAnsi="Tahoma" w:hint="eastAsia"/>
+                <w:kern w:val="0"/>
+                <w:sz w:val="22"/>
+              </w:rPr>
+              <w:t>月杀出一匹黑马《黑神话：悟空》，大家似乎对独立游戏又重新燃起热情了。</w:t>
+            </w:r>
+          </w:p>
+          <w:p>
+            <w:pPr>
+              <w:widowControl/>
+              <w:adjustRightInd w:val="0"/>
+              <w:snapToGrid w:val="0"/>
+              <w:jc w:val="left"/>
+              <w:rPr>
+                <w:rFonts w:ascii="Tahoma" w:eastAsia="微软雅黑" w:hAnsi="Tahoma"/>
+                <w:kern w:val="0"/>
+                <w:sz w:val="22"/>
+              </w:rPr>
+            </w:pPr>
+            <w:r>
+              <w:rPr>
+                <w:rFonts w:ascii="Tahoma" w:eastAsia="微软雅黑" w:hAnsi="Tahoma" w:hint="eastAsia"/>
+                <w:kern w:val="0"/>
+                <w:sz w:val="22"/>
+              </w:rPr>
+              <w:t>2025</w:t>
+            </w:r>
+            <w:r>
+              <w:rPr>
+                <w:rFonts w:ascii="Tahoma" w:eastAsia="微软雅黑" w:hAnsi="Tahoma" w:hint="eastAsia"/>
+                <w:kern w:val="0"/>
+                <w:sz w:val="22"/>
+              </w:rPr>
+              <w:t>年</w:t>
+            </w:r>
+            <w:r>
+              <w:rPr>
+                <w:rFonts w:ascii="Tahoma" w:eastAsia="微软雅黑" w:hAnsi="Tahoma" w:hint="eastAsia"/>
+                <w:kern w:val="0"/>
+                <w:sz w:val="22"/>
+              </w:rPr>
+              <w:t>国内现在政策是好像有了，但都是鼓励游戏出海……</w:t>
+            </w:r>
+          </w:p>
+          <w:p>
+            <w:pPr>
+              <w:widowControl/>
+              <w:adjustRightInd w:val="0"/>
+              <w:snapToGrid w:val="0"/>
+              <w:jc w:val="left"/>
+              <w:rPr>
+                <w:rFonts w:ascii="Tahoma" w:eastAsia="微软雅黑" w:hAnsi="Tahoma"/>
+                <w:kern w:val="0"/>
+                <w:sz w:val="22"/>
+              </w:rPr>
+            </w:pPr>
+            <w:r>
+              <w:rPr>
+                <w:rFonts w:ascii="Tahoma" w:eastAsia="微软雅黑" w:hAnsi="Tahoma" w:hint="eastAsia"/>
+                <w:kern w:val="0"/>
+                <w:sz w:val="22"/>
+              </w:rPr>
+              <w:t>虽然我仍然不看好你们走条路</w:t>
+            </w:r>
+            <w:r>
+              <w:rPr>
+                <w:rFonts w:ascii="Tahoma" w:eastAsia="微软雅黑" w:hAnsi="Tahoma" w:hint="eastAsia"/>
+                <w:kern w:val="0"/>
+                <w:sz w:val="22"/>
+              </w:rPr>
+              <w:t>，但我也不阻拦了。</w:t>
+            </w:r>
+          </w:p>
+          <w:p>
+            <w:pPr>
+              <w:widowControl/>
+              <w:adjustRightInd w:val="0"/>
+              <w:snapToGrid w:val="0"/>
+              <w:jc w:val="left"/>
+              <w:rPr>
+                <w:rFonts w:ascii="Tahoma" w:eastAsia="微软雅黑" w:hAnsi="Tahoma"/>
+                <w:kern w:val="0"/>
+                <w:sz w:val="22"/>
+              </w:rPr>
+            </w:pPr>
+            <w:r>
+              <w:rPr>
+                <w:rFonts w:ascii="Tahoma" w:eastAsia="微软雅黑" w:hAnsi="Tahoma" w:hint="eastAsia"/>
+                <w:kern w:val="0"/>
+                <w:sz w:val="22"/>
+              </w:rPr>
+              <w:t>至少别做的太过分了，比如贷款</w:t>
+            </w:r>
+            <w:r>
+              <w:rPr>
+                <w:rFonts w:ascii="Tahoma" w:eastAsia="微软雅黑" w:hAnsi="Tahoma" w:hint="eastAsia"/>
+                <w:kern w:val="0"/>
+                <w:sz w:val="22"/>
+              </w:rPr>
+              <w:t>做独立游戏之类的</w:t>
+            </w:r>
+            <w:r>
+              <w:rPr>
+                <w:rFonts w:ascii="Tahoma" w:eastAsia="微软雅黑" w:hAnsi="Tahoma" w:hint="eastAsia"/>
+                <w:kern w:val="0"/>
+                <w:sz w:val="22"/>
+              </w:rPr>
+              <w:t>。</w:t>
+            </w:r>
+          </w:p>
+          <w:p>
+            <w:pPr>
+              <w:widowControl/>
+              <w:adjustRightInd w:val="0"/>
+              <w:snapToGrid w:val="0"/>
+              <w:jc w:val="left"/>
+              <w:rPr>
+                <w:rFonts w:ascii="Tahoma" w:eastAsia="微软雅黑" w:hAnsi="Tahoma"/>
+                <w:color w:val="BFBFBF" w:themeColor="background1" w:themeShade="BF"/>
+                <w:kern w:val="0"/>
+                <w:sz w:val="22"/>
+              </w:rPr>
+            </w:pPr>
+            <w:r>
+              <w:rPr>
+                <w:rFonts w:ascii="Tahoma" w:eastAsia="微软雅黑" w:hAnsi="Tahoma" w:hint="eastAsia"/>
+                <w:color w:val="BFBFBF" w:themeColor="background1" w:themeShade="BF"/>
+                <w:kern w:val="0"/>
+                <w:sz w:val="22"/>
+              </w:rPr>
+              <w:t>2026</w:t>
+            </w:r>
+            <w:r>
+              <w:rPr>
+                <w:rFonts w:ascii="Tahoma" w:eastAsia="微软雅黑" w:hAnsi="Tahoma" w:hint="eastAsia"/>
+                <w:color w:val="BFBFBF" w:themeColor="background1" w:themeShade="BF"/>
+                <w:kern w:val="0"/>
+                <w:sz w:val="22"/>
+              </w:rPr>
+              <w:t>年是独立游戏牛鬼蛇神都在涌现的时代，哦不，应该说百花齐放。</w:t>
+            </w:r>
+          </w:p>
+          <w:p>
+            <w:pPr>
+              <w:widowControl/>
+              <w:adjustRightInd w:val="0"/>
+              <w:snapToGrid w:val="0"/>
+              <w:jc w:val="left"/>
+              <w:rPr>
+                <w:rFonts w:ascii="Tahoma" w:eastAsia="微软雅黑" w:hAnsi="Tahoma"/>
+                <w:kern w:val="0"/>
+                <w:sz w:val="22"/>
+              </w:rPr>
+            </w:pPr>
+            <w:r>
+              <w:rPr>
+                <w:rFonts w:ascii="Tahoma" w:eastAsia="微软雅黑" w:hAnsi="Tahoma" w:hint="eastAsia"/>
+                <w:color w:val="BFBFBF" w:themeColor="background1" w:themeShade="BF"/>
+                <w:kern w:val="0"/>
+                <w:sz w:val="22"/>
+              </w:rPr>
+              <w:t>有一种野火烧不尽，春风吹又生的感觉。</w:t>
+            </w:r>
+            <w:r>
+              <w:rPr>
+                <w:rFonts w:ascii="Tahoma" w:eastAsia="微软雅黑" w:hAnsi="Tahoma" w:hint="eastAsia"/>
+                <w:color w:val="BFBFBF" w:themeColor="background1" w:themeShade="BF"/>
+                <w:kern w:val="0"/>
+                <w:sz w:val="22"/>
+              </w:rPr>
+              <w:t>总之，是好事。</w:t>
+            </w:r>
+          </w:p>
+        </w:tc>
+      </w:tr>
+      <w:bookmarkEnd w:id="1"/>
+    </w:tbl>
+    <w:p>
+      <w:pPr>
+        <w:widowControl/>
+        <w:adjustRightInd w:val="0"/>
+        <w:snapToGrid w:val="0"/>
+        <w:jc w:val="left"/>
+        <w:rPr>
+          <w:rFonts w:ascii="Tahoma" w:eastAsia="微软雅黑" w:hAnsi="Tahoma"/>
+          <w:kern w:val="0"/>
+          <w:sz w:val="22"/>
+        </w:rPr>
+      </w:pPr>
+    </w:p>
+    <w:p>
+      <w:pPr>
+        <w:widowControl/>
+        <w:jc w:val="left"/>
+        <w:rPr>
+          <w:rFonts w:ascii="Tahoma" w:eastAsia="微软雅黑" w:hAnsi="Tahoma" w:hint="eastAsia"/>
+          <w:kern w:val="0"/>
+          <w:sz w:val="22"/>
+        </w:rPr>
+      </w:pPr>
+      <w:r>
+        <w:rPr>
+          <w:rFonts w:ascii="Tahoma" w:eastAsia="微软雅黑" w:hAnsi="Tahoma"/>
+          <w:kern w:val="0"/>
+          <w:sz w:val="22"/>
+        </w:rPr>
+        <w:br w:type="page"/>
+      </w:r>
+    </w:p>
     <w:p>
       <w:pPr>
         <w:widowControl/>
@@ -8004,6 +8509,7 @@
           <w:kern w:val="0"/>
           <w:sz w:val="22"/>
         </w:rPr>
+        <w:lastRenderedPageBreak/>
         <w:t>◆</w:t>
       </w:r>
       <w:r>
@@ -8313,6 +8819,1201 @@
         <w:jc w:val="left"/>
         <w:rPr>
           <w:rFonts w:ascii="Tahoma" w:eastAsia="微软雅黑" w:hAnsi="Tahoma"/>
+          <w:b/>
+          <w:kern w:val="0"/>
+          <w:sz w:val="22"/>
+        </w:rPr>
+      </w:pPr>
+    </w:p>
+    <w:p>
+      <w:pPr>
+        <w:widowControl/>
+        <w:adjustRightInd w:val="0"/>
+        <w:snapToGrid w:val="0"/>
+        <w:jc w:val="left"/>
+        <w:rPr>
+          <w:rFonts w:ascii="Tahoma" w:eastAsia="微软雅黑" w:hAnsi="Tahoma" w:hint="eastAsia"/>
+          <w:b/>
+          <w:kern w:val="0"/>
+          <w:sz w:val="22"/>
+        </w:rPr>
+      </w:pPr>
+    </w:p>
+    <w:p>
+      <w:pPr>
+        <w:widowControl/>
+        <w:adjustRightInd w:val="0"/>
+        <w:snapToGrid w:val="0"/>
+        <w:jc w:val="left"/>
+        <w:rPr>
+          <w:rFonts w:ascii="Tahoma" w:eastAsia="微软雅黑" w:hAnsi="Tahoma"/>
+          <w:kern w:val="0"/>
+          <w:sz w:val="22"/>
+        </w:rPr>
+      </w:pPr>
+      <w:r>
+        <w:rPr>
+          <w:rFonts w:ascii="Tahoma" w:eastAsia="微软雅黑" w:hAnsi="Tahoma" w:hint="eastAsia"/>
+          <w:kern w:val="0"/>
+          <w:sz w:val="22"/>
+        </w:rPr>
+        <w:t>◆</w:t>
+      </w:r>
+      <w:r>
+        <w:rPr>
+          <w:rFonts w:ascii="Tahoma" w:eastAsia="微软雅黑" w:hAnsi="Tahoma" w:hint="eastAsia"/>
+          <w:kern w:val="0"/>
+          <w:sz w:val="22"/>
+        </w:rPr>
+        <w:t xml:space="preserve"> </w:t>
+      </w:r>
+      <w:r>
+        <w:rPr>
+          <w:rFonts w:ascii="Tahoma" w:eastAsia="微软雅黑" w:hAnsi="Tahoma" w:hint="eastAsia"/>
+          <w:b/>
+          <w:kern w:val="0"/>
+          <w:sz w:val="22"/>
+        </w:rPr>
+        <w:t>作者为什么</w:t>
+      </w:r>
+      <w:r>
+        <w:rPr>
+          <w:rFonts w:ascii="Tahoma" w:eastAsia="微软雅黑" w:hAnsi="Tahoma" w:hint="eastAsia"/>
+          <w:b/>
+          <w:kern w:val="0"/>
+          <w:sz w:val="22"/>
+        </w:rPr>
+        <w:t>只出文档</w:t>
+      </w:r>
+      <w:r>
+        <w:rPr>
+          <w:rFonts w:ascii="Tahoma" w:eastAsia="微软雅黑" w:hAnsi="Tahoma" w:hint="eastAsia"/>
+          <w:b/>
+          <w:kern w:val="0"/>
+          <w:sz w:val="22"/>
+        </w:rPr>
+        <w:t>？</w:t>
+      </w:r>
+      <w:r>
+        <w:rPr>
+          <w:rFonts w:ascii="Tahoma" w:eastAsia="微软雅黑" w:hAnsi="Tahoma" w:hint="eastAsia"/>
+          <w:b/>
+          <w:kern w:val="0"/>
+          <w:sz w:val="22"/>
+        </w:rPr>
+        <w:t>不出视频教程</w:t>
+      </w:r>
+      <w:r>
+        <w:rPr>
+          <w:rFonts w:ascii="Tahoma" w:eastAsia="微软雅黑" w:hAnsi="Tahoma" w:hint="eastAsia"/>
+          <w:b/>
+          <w:kern w:val="0"/>
+          <w:sz w:val="22"/>
+        </w:rPr>
+        <w:t>？</w:t>
+      </w:r>
+    </w:p>
+    <w:p>
+      <w:pPr>
+        <w:widowControl/>
+        <w:adjustRightInd w:val="0"/>
+        <w:snapToGrid w:val="0"/>
+        <w:jc w:val="left"/>
+        <w:rPr>
+          <w:rFonts w:ascii="Tahoma" w:eastAsia="微软雅黑" w:hAnsi="Tahoma"/>
+          <w:b/>
+          <w:kern w:val="0"/>
+          <w:sz w:val="22"/>
+        </w:rPr>
+      </w:pPr>
+      <w:r>
+        <w:rPr>
+          <w:rFonts w:ascii="Tahoma" w:eastAsia="微软雅黑" w:hAnsi="Tahoma" w:hint="eastAsia"/>
+          <w:kern w:val="0"/>
+          <w:sz w:val="22"/>
+        </w:rPr>
+        <w:t>◆</w:t>
+      </w:r>
+      <w:r>
+        <w:rPr>
+          <w:rFonts w:ascii="Tahoma" w:eastAsia="微软雅黑" w:hAnsi="Tahoma" w:hint="eastAsia"/>
+          <w:kern w:val="0"/>
+          <w:sz w:val="22"/>
+        </w:rPr>
+        <w:t xml:space="preserve"> </w:t>
+      </w:r>
+      <w:r>
+        <w:rPr>
+          <w:rFonts w:ascii="Tahoma" w:eastAsia="微软雅黑" w:hAnsi="Tahoma" w:hint="eastAsia"/>
+          <w:b/>
+          <w:kern w:val="0"/>
+          <w:sz w:val="22"/>
+        </w:rPr>
+        <w:t>作者为什么</w:t>
+      </w:r>
+      <w:r>
+        <w:rPr>
+          <w:rFonts w:ascii="Tahoma" w:eastAsia="微软雅黑" w:hAnsi="Tahoma" w:hint="eastAsia"/>
+          <w:b/>
+          <w:kern w:val="0"/>
+          <w:sz w:val="22"/>
+        </w:rPr>
+        <w:t>没做新游戏</w:t>
+      </w:r>
+      <w:r>
+        <w:rPr>
+          <w:rFonts w:ascii="Tahoma" w:eastAsia="微软雅黑" w:hAnsi="Tahoma" w:hint="eastAsia"/>
+          <w:b/>
+          <w:kern w:val="0"/>
+          <w:sz w:val="22"/>
+        </w:rPr>
+        <w:t>？</w:t>
+      </w:r>
+      <w:r>
+        <w:rPr>
+          <w:rFonts w:ascii="Tahoma" w:eastAsia="微软雅黑" w:hAnsi="Tahoma" w:hint="eastAsia"/>
+          <w:b/>
+          <w:kern w:val="0"/>
+          <w:sz w:val="22"/>
+        </w:rPr>
+        <w:t>甚至连最新的游戏都没怎么玩？</w:t>
+      </w:r>
+    </w:p>
+    <w:p>
+      <w:pPr>
+        <w:widowControl/>
+        <w:adjustRightInd w:val="0"/>
+        <w:snapToGrid w:val="0"/>
+        <w:jc w:val="left"/>
+        <w:rPr>
+          <w:rFonts w:ascii="Tahoma" w:eastAsia="微软雅黑" w:hAnsi="Tahoma"/>
+          <w:kern w:val="0"/>
+          <w:sz w:val="22"/>
+        </w:rPr>
+      </w:pPr>
+      <w:r>
+        <w:rPr>
+          <w:rFonts w:ascii="Tahoma" w:eastAsia="微软雅黑" w:hAnsi="Tahoma" w:hint="eastAsia"/>
+          <w:kern w:val="0"/>
+          <w:sz w:val="22"/>
+        </w:rPr>
+        <w:t>◆</w:t>
+      </w:r>
+      <w:r>
+        <w:rPr>
+          <w:rFonts w:ascii="Tahoma" w:eastAsia="微软雅黑" w:hAnsi="Tahoma" w:hint="eastAsia"/>
+          <w:kern w:val="0"/>
+          <w:sz w:val="22"/>
+        </w:rPr>
+        <w:t xml:space="preserve"> </w:t>
+      </w:r>
+      <w:r>
+        <w:rPr>
+          <w:rFonts w:ascii="Tahoma" w:eastAsia="微软雅黑" w:hAnsi="Tahoma" w:hint="eastAsia"/>
+          <w:b/>
+          <w:kern w:val="0"/>
+          <w:sz w:val="22"/>
+        </w:rPr>
+        <w:t>作者为什么</w:t>
+      </w:r>
+      <w:r>
+        <w:rPr>
+          <w:rFonts w:ascii="Tahoma" w:eastAsia="微软雅黑" w:hAnsi="Tahoma" w:hint="eastAsia"/>
+          <w:b/>
+          <w:kern w:val="0"/>
+          <w:sz w:val="22"/>
+        </w:rPr>
+        <w:t>更新版本越来越慢</w:t>
+      </w:r>
+      <w:r>
+        <w:rPr>
+          <w:rFonts w:ascii="Tahoma" w:eastAsia="微软雅黑" w:hAnsi="Tahoma" w:hint="eastAsia"/>
+          <w:b/>
+          <w:kern w:val="0"/>
+          <w:sz w:val="22"/>
+        </w:rPr>
+        <w:t>？</w:t>
+      </w:r>
+      <w:r>
+        <w:rPr>
+          <w:rFonts w:ascii="Tahoma" w:eastAsia="微软雅黑" w:hAnsi="Tahoma" w:hint="eastAsia"/>
+          <w:b/>
+          <w:kern w:val="0"/>
+          <w:sz w:val="22"/>
+        </w:rPr>
+        <w:t>而且之前提的</w:t>
+      </w:r>
+      <w:r>
+        <w:rPr>
+          <w:rFonts w:ascii="Tahoma" w:eastAsia="微软雅黑" w:hAnsi="Tahoma" w:hint="eastAsia"/>
+          <w:b/>
+          <w:kern w:val="0"/>
+          <w:sz w:val="22"/>
+        </w:rPr>
+        <w:t>bug</w:t>
+      </w:r>
+      <w:r>
+        <w:rPr>
+          <w:rFonts w:ascii="Tahoma" w:eastAsia="微软雅黑" w:hAnsi="Tahoma" w:hint="eastAsia"/>
+          <w:b/>
+          <w:kern w:val="0"/>
+          <w:sz w:val="22"/>
+        </w:rPr>
+        <w:t>一直不修？</w:t>
+      </w:r>
+    </w:p>
+    <w:p>
+      <w:pPr>
+        <w:widowControl/>
+        <w:adjustRightInd w:val="0"/>
+        <w:snapToGrid w:val="0"/>
+        <w:ind w:firstLine="420"/>
+        <w:jc w:val="left"/>
+        <w:rPr>
+          <w:rFonts w:ascii="Tahoma" w:eastAsia="微软雅黑" w:hAnsi="Tahoma"/>
+          <w:kern w:val="0"/>
+          <w:sz w:val="22"/>
+        </w:rPr>
+      </w:pPr>
+      <w:r>
+        <w:rPr>
+          <w:rFonts w:ascii="Tahoma" w:eastAsia="微软雅黑" w:hAnsi="Tahoma" w:hint="eastAsia"/>
+          <w:kern w:val="0"/>
+          <w:sz w:val="22"/>
+        </w:rPr>
+        <w:t>因为作者我真没时间</w:t>
+      </w:r>
+      <w:r>
+        <w:rPr>
+          <w:rFonts w:ascii="Tahoma" w:eastAsia="微软雅黑" w:hAnsi="Tahoma" w:hint="eastAsia"/>
+          <w:kern w:val="0"/>
+          <w:sz w:val="22"/>
+        </w:rPr>
+        <w:t>。</w:t>
+      </w:r>
+    </w:p>
+    <w:p>
+      <w:pPr>
+        <w:widowControl/>
+        <w:adjustRightInd w:val="0"/>
+        <w:snapToGrid w:val="0"/>
+        <w:ind w:firstLine="420"/>
+        <w:jc w:val="left"/>
+        <w:rPr>
+          <w:rFonts w:ascii="Tahoma" w:eastAsia="微软雅黑" w:hAnsi="Tahoma"/>
+          <w:kern w:val="0"/>
+          <w:sz w:val="22"/>
+        </w:rPr>
+      </w:pPr>
+      <w:r>
+        <w:rPr>
+          <w:rFonts w:ascii="Tahoma" w:eastAsia="微软雅黑" w:hAnsi="Tahoma" w:hint="eastAsia"/>
+          <w:kern w:val="0"/>
+          <w:sz w:val="22"/>
+        </w:rPr>
+        <w:t>当你专注一件事情的时候，你会发现时间一点都不够用</w:t>
+      </w:r>
+      <w:r>
+        <w:rPr>
+          <w:rFonts w:ascii="Tahoma" w:eastAsia="微软雅黑" w:hAnsi="Tahoma" w:hint="eastAsia"/>
+          <w:kern w:val="0"/>
+          <w:sz w:val="22"/>
+        </w:rPr>
+        <w:t>。</w:t>
+      </w:r>
+    </w:p>
+    <w:p>
+      <w:pPr>
+        <w:widowControl/>
+        <w:adjustRightInd w:val="0"/>
+        <w:snapToGrid w:val="0"/>
+        <w:ind w:firstLine="420"/>
+        <w:jc w:val="left"/>
+        <w:rPr>
+          <w:rFonts w:ascii="Tahoma" w:eastAsia="微软雅黑" w:hAnsi="Tahoma"/>
+          <w:kern w:val="0"/>
+          <w:sz w:val="22"/>
+        </w:rPr>
+      </w:pPr>
+      <w:r>
+        <w:rPr>
+          <w:rFonts w:ascii="Tahoma" w:eastAsia="微软雅黑" w:hAnsi="Tahoma" w:hint="eastAsia"/>
+          <w:kern w:val="0"/>
+          <w:sz w:val="22"/>
+        </w:rPr>
+        <w:t>越来越多的插件小功能</w:t>
+      </w:r>
+      <w:r>
+        <w:rPr>
+          <w:rFonts w:ascii="Tahoma" w:eastAsia="微软雅黑" w:hAnsi="Tahoma" w:hint="eastAsia"/>
+          <w:kern w:val="0"/>
+          <w:sz w:val="22"/>
+        </w:rPr>
+        <w:t>，</w:t>
+      </w:r>
+      <w:r>
+        <w:rPr>
+          <w:rFonts w:ascii="Tahoma" w:eastAsia="微软雅黑" w:hAnsi="Tahoma" w:hint="eastAsia"/>
+          <w:kern w:val="0"/>
+          <w:sz w:val="22"/>
+        </w:rPr>
+        <w:t>越来越多的插件配置细节。</w:t>
+      </w:r>
+    </w:p>
+    <w:p>
+      <w:pPr>
+        <w:widowControl/>
+        <w:adjustRightInd w:val="0"/>
+        <w:snapToGrid w:val="0"/>
+        <w:ind w:firstLine="420"/>
+        <w:jc w:val="left"/>
+        <w:rPr>
+          <w:rFonts w:ascii="Tahoma" w:eastAsia="微软雅黑" w:hAnsi="Tahoma"/>
+          <w:kern w:val="0"/>
+          <w:sz w:val="22"/>
+        </w:rPr>
+      </w:pPr>
+      <w:r>
+        <w:rPr>
+          <w:rFonts w:ascii="Tahoma" w:eastAsia="微软雅黑" w:hAnsi="Tahoma" w:hint="eastAsia"/>
+          <w:kern w:val="0"/>
+          <w:sz w:val="22"/>
+        </w:rPr>
+        <w:t>以前</w:t>
+      </w:r>
+      <w:r>
+        <w:rPr>
+          <w:rFonts w:ascii="Tahoma" w:eastAsia="微软雅黑" w:hAnsi="Tahoma" w:hint="eastAsia"/>
+          <w:kern w:val="0"/>
+          <w:sz w:val="22"/>
+        </w:rPr>
+        <w:t>，小功能数量少，几</w:t>
+      </w:r>
+      <w:r>
+        <w:rPr>
+          <w:rFonts w:ascii="Tahoma" w:eastAsia="微软雅黑" w:hAnsi="Tahoma" w:hint="eastAsia"/>
+          <w:kern w:val="0"/>
+          <w:sz w:val="22"/>
+        </w:rPr>
+        <w:t>个小功能就能组成一个插件</w:t>
+      </w:r>
+      <w:r>
+        <w:rPr>
+          <w:rFonts w:ascii="Tahoma" w:eastAsia="微软雅黑" w:hAnsi="Tahoma" w:hint="eastAsia"/>
+          <w:kern w:val="0"/>
+          <w:sz w:val="22"/>
+        </w:rPr>
+        <w:t>。</w:t>
+      </w:r>
+    </w:p>
+    <w:p>
+      <w:pPr>
+        <w:widowControl/>
+        <w:adjustRightInd w:val="0"/>
+        <w:snapToGrid w:val="0"/>
+        <w:ind w:firstLine="420"/>
+        <w:jc w:val="left"/>
+        <w:rPr>
+          <w:rFonts w:ascii="Tahoma" w:eastAsia="微软雅黑" w:hAnsi="Tahoma" w:hint="eastAsia"/>
+          <w:kern w:val="0"/>
+          <w:sz w:val="22"/>
+        </w:rPr>
+      </w:pPr>
+      <w:r>
+        <w:rPr>
+          <w:rFonts w:ascii="Tahoma" w:eastAsia="微软雅黑" w:hAnsi="Tahoma" w:hint="eastAsia"/>
+          <w:kern w:val="0"/>
+          <w:sz w:val="22"/>
+        </w:rPr>
+        <w:t>现在，小功能进一步细化，变成更多小功能，但它们还仍然在同一个插件里。</w:t>
+      </w:r>
+    </w:p>
+    <w:p>
+      <w:pPr>
+        <w:widowControl/>
+        <w:adjustRightInd w:val="0"/>
+        <w:snapToGrid w:val="0"/>
+        <w:ind w:firstLine="420"/>
+        <w:jc w:val="left"/>
+        <w:rPr>
+          <w:rFonts w:ascii="Tahoma" w:eastAsia="微软雅黑" w:hAnsi="Tahoma"/>
+          <w:kern w:val="0"/>
+          <w:sz w:val="22"/>
+        </w:rPr>
+      </w:pPr>
+      <w:r>
+        <w:rPr>
+          <w:rFonts w:ascii="Tahoma" w:eastAsia="微软雅黑" w:hAnsi="Tahoma" w:hint="eastAsia"/>
+          <w:kern w:val="0"/>
+          <w:sz w:val="22"/>
+        </w:rPr>
+        <w:t>需要更多的时间来编写</w:t>
+      </w:r>
+      <w:r>
+        <w:rPr>
+          <w:rFonts w:ascii="Tahoma" w:eastAsia="微软雅黑" w:hAnsi="Tahoma" w:hint="eastAsia"/>
+          <w:kern w:val="0"/>
+          <w:sz w:val="22"/>
+        </w:rPr>
+        <w:t>实现</w:t>
+      </w:r>
+      <w:r>
+        <w:rPr>
+          <w:rFonts w:ascii="Tahoma" w:eastAsia="微软雅黑" w:hAnsi="Tahoma" w:hint="eastAsia"/>
+          <w:kern w:val="0"/>
+          <w:sz w:val="22"/>
+        </w:rPr>
+        <w:t>。</w:t>
+      </w:r>
+    </w:p>
+    <w:p>
+      <w:pPr>
+        <w:widowControl/>
+        <w:adjustRightInd w:val="0"/>
+        <w:snapToGrid w:val="0"/>
+        <w:ind w:firstLine="420"/>
+        <w:jc w:val="left"/>
+        <w:rPr>
+          <w:rFonts w:ascii="Tahoma" w:eastAsia="微软雅黑" w:hAnsi="Tahoma"/>
+          <w:kern w:val="0"/>
+          <w:sz w:val="22"/>
+        </w:rPr>
+      </w:pPr>
+      <w:proofErr w:type="gramStart"/>
+      <w:r>
+        <w:rPr>
+          <w:rFonts w:ascii="Tahoma" w:eastAsia="微软雅黑" w:hAnsi="Tahoma" w:hint="eastAsia"/>
+          <w:kern w:val="0"/>
+          <w:sz w:val="22"/>
+        </w:rPr>
+        <w:t>开坑插件</w:t>
+      </w:r>
+      <w:proofErr w:type="gramEnd"/>
+      <w:r>
+        <w:rPr>
+          <w:rFonts w:ascii="Tahoma" w:eastAsia="微软雅黑" w:hAnsi="Tahoma" w:hint="eastAsia"/>
+          <w:kern w:val="0"/>
+          <w:sz w:val="22"/>
+        </w:rPr>
+        <w:t>的时候，很快，因为只需要考虑一种情况，能实现就算完成。</w:t>
+      </w:r>
+    </w:p>
+    <w:p>
+      <w:pPr>
+        <w:widowControl/>
+        <w:adjustRightInd w:val="0"/>
+        <w:snapToGrid w:val="0"/>
+        <w:ind w:firstLine="420"/>
+        <w:jc w:val="left"/>
+        <w:rPr>
+          <w:rFonts w:ascii="Tahoma" w:eastAsia="微软雅黑" w:hAnsi="Tahoma" w:hint="eastAsia"/>
+          <w:kern w:val="0"/>
+          <w:sz w:val="22"/>
+        </w:rPr>
+      </w:pPr>
+      <w:r>
+        <w:rPr>
+          <w:rFonts w:ascii="Tahoma" w:eastAsia="微软雅黑" w:hAnsi="Tahoma" w:hint="eastAsia"/>
+          <w:kern w:val="0"/>
+          <w:sz w:val="22"/>
+        </w:rPr>
+        <w:t>强化插件的时候，</w:t>
+      </w:r>
+      <w:r>
+        <w:rPr>
+          <w:rFonts w:ascii="Tahoma" w:eastAsia="微软雅黑" w:hAnsi="Tahoma" w:hint="eastAsia"/>
+          <w:kern w:val="0"/>
+          <w:sz w:val="22"/>
+        </w:rPr>
+        <w:t>很慢，因为情况</w:t>
+      </w:r>
+      <w:r>
+        <w:rPr>
+          <w:rFonts w:ascii="Tahoma" w:eastAsia="微软雅黑" w:hAnsi="Tahoma" w:hint="eastAsia"/>
+          <w:kern w:val="0"/>
+          <w:sz w:val="22"/>
+        </w:rPr>
+        <w:t>变多，不仅</w:t>
+      </w:r>
+      <w:r>
+        <w:rPr>
+          <w:rFonts w:ascii="Tahoma" w:eastAsia="微软雅黑" w:hAnsi="Tahoma" w:hint="eastAsia"/>
+          <w:kern w:val="0"/>
+          <w:sz w:val="22"/>
+        </w:rPr>
+        <w:t>要兼容，还要考虑组合的高级功能。</w:t>
+      </w:r>
+    </w:p>
+    <w:p>
+      <w:pPr>
+        <w:widowControl/>
+        <w:adjustRightInd w:val="0"/>
+        <w:snapToGrid w:val="0"/>
+        <w:spacing w:after="200"/>
+        <w:ind w:firstLine="420"/>
+        <w:jc w:val="left"/>
+        <w:rPr>
+          <w:rFonts w:ascii="Tahoma" w:eastAsia="微软雅黑" w:hAnsi="Tahoma"/>
+          <w:kern w:val="0"/>
+          <w:sz w:val="22"/>
+        </w:rPr>
+      </w:pPr>
+      <w:r>
+        <w:rPr>
+          <w:rFonts w:ascii="Tahoma" w:eastAsia="微软雅黑" w:hAnsi="Tahoma" w:hint="eastAsia"/>
+          <w:kern w:val="0"/>
+          <w:sz w:val="22"/>
+        </w:rPr>
+        <w:t>这才导致</w:t>
+      </w:r>
+      <w:r>
+        <w:rPr>
+          <w:rFonts w:ascii="Tahoma" w:eastAsia="微软雅黑" w:hAnsi="Tahoma" w:hint="eastAsia"/>
+          <w:kern w:val="0"/>
+          <w:sz w:val="22"/>
+        </w:rPr>
+        <w:t>视频没空闲去做，游戏也没精力玩</w:t>
+      </w:r>
+      <w:r>
+        <w:rPr>
+          <w:rFonts w:ascii="Tahoma" w:eastAsia="微软雅黑" w:hAnsi="Tahoma" w:hint="eastAsia"/>
+          <w:kern w:val="0"/>
+          <w:sz w:val="22"/>
+        </w:rPr>
+        <w:t>，不好修的</w:t>
+      </w:r>
+      <w:r>
+        <w:rPr>
+          <w:rFonts w:ascii="Tahoma" w:eastAsia="微软雅黑" w:hAnsi="Tahoma" w:hint="eastAsia"/>
+          <w:kern w:val="0"/>
+          <w:sz w:val="22"/>
+        </w:rPr>
+        <w:t>bug</w:t>
+      </w:r>
+      <w:r>
+        <w:rPr>
+          <w:rFonts w:ascii="Tahoma" w:eastAsia="微软雅黑" w:hAnsi="Tahoma" w:hint="eastAsia"/>
+          <w:kern w:val="0"/>
+          <w:sz w:val="22"/>
+        </w:rPr>
+        <w:t>也一直没来得及修</w:t>
+      </w:r>
+      <w:r>
+        <w:rPr>
+          <w:rFonts w:ascii="Tahoma" w:eastAsia="微软雅黑" w:hAnsi="Tahoma" w:hint="eastAsia"/>
+          <w:kern w:val="0"/>
+          <w:sz w:val="22"/>
+        </w:rPr>
+        <w:t>。</w:t>
+      </w:r>
+    </w:p>
+    <w:tbl>
+      <w:tblPr>
+        <w:tblStyle w:val="ab"/>
+        <w:tblW w:w="0" w:type="auto"/>
+        <w:tblLook w:val="04A0" w:firstRow="1" w:lastRow="0" w:firstColumn="1" w:lastColumn="0" w:noHBand="0" w:noVBand="1"/>
+      </w:tblPr>
+      <w:tblGrid>
+        <w:gridCol w:w="8522"/>
+      </w:tblGrid>
+      <w:tr>
+        <w:tc>
+          <w:tcPr>
+            <w:tcW w:w="8522" w:type="dxa"/>
+          </w:tcPr>
+          <w:p>
+            <w:pPr>
+              <w:widowControl/>
+              <w:adjustRightInd w:val="0"/>
+              <w:snapToGrid w:val="0"/>
+              <w:spacing w:after="200"/>
+              <w:jc w:val="left"/>
+              <w:rPr>
+                <w:rFonts w:ascii="Tahoma" w:eastAsia="微软雅黑" w:hAnsi="Tahoma"/>
+                <w:kern w:val="0"/>
+                <w:sz w:val="22"/>
+              </w:rPr>
+            </w:pPr>
+            <w:r>
+              <w:rPr>
+                <w:rFonts w:ascii="Tahoma" w:eastAsia="微软雅黑" w:hAnsi="Tahoma" w:hint="eastAsia"/>
+                <w:kern w:val="0"/>
+                <w:sz w:val="22"/>
+              </w:rPr>
+              <w:t>举个简单的例子：拼图插件。</w:t>
+            </w:r>
+          </w:p>
+          <w:p>
+            <w:pPr>
+              <w:widowControl/>
+              <w:adjustRightInd w:val="0"/>
+              <w:snapToGrid w:val="0"/>
+              <w:jc w:val="left"/>
+              <w:rPr>
+                <w:rFonts w:ascii="Tahoma" w:eastAsia="微软雅黑" w:hAnsi="Tahoma"/>
+                <w:kern w:val="0"/>
+                <w:sz w:val="22"/>
+              </w:rPr>
+            </w:pPr>
+            <w:r>
+              <w:rPr>
+                <w:rFonts w:ascii="Tahoma" w:eastAsia="微软雅黑" w:hAnsi="Tahoma" w:hint="eastAsia"/>
+                <w:kern w:val="0"/>
+                <w:sz w:val="22"/>
+              </w:rPr>
+              <w:t>实现等级</w:t>
+            </w:r>
+            <w:r>
+              <w:rPr>
+                <w:rFonts w:ascii="Tahoma" w:eastAsia="微软雅黑" w:hAnsi="Tahoma" w:hint="eastAsia"/>
+                <w:kern w:val="0"/>
+                <w:sz w:val="22"/>
+              </w:rPr>
+              <w:t>1</w:t>
+            </w:r>
+            <w:r>
+              <w:rPr>
+                <w:rFonts w:ascii="Tahoma" w:eastAsia="微软雅黑" w:hAnsi="Tahoma" w:hint="eastAsia"/>
+                <w:kern w:val="0"/>
+                <w:sz w:val="22"/>
+              </w:rPr>
+              <w:t>：吸附槽</w:t>
+            </w:r>
+            <w:r>
+              <w:rPr>
+                <w:rFonts w:ascii="Tahoma" w:eastAsia="微软雅黑" w:hAnsi="Tahoma" w:hint="eastAsia"/>
+                <w:kern w:val="0"/>
+                <w:sz w:val="22"/>
+              </w:rPr>
+              <w:t>+</w:t>
+            </w:r>
+            <w:r>
+              <w:rPr>
+                <w:rFonts w:ascii="Tahoma" w:eastAsia="微软雅黑" w:hAnsi="Tahoma" w:hint="eastAsia"/>
+                <w:kern w:val="0"/>
+                <w:sz w:val="22"/>
+              </w:rPr>
+              <w:t>图片</w:t>
+            </w:r>
+          </w:p>
+          <w:p>
+            <w:pPr>
+              <w:widowControl/>
+              <w:adjustRightInd w:val="0"/>
+              <w:snapToGrid w:val="0"/>
+              <w:jc w:val="left"/>
+              <w:rPr>
+                <w:rFonts w:ascii="Tahoma" w:eastAsia="微软雅黑" w:hAnsi="Tahoma"/>
+                <w:kern w:val="0"/>
+                <w:sz w:val="22"/>
+              </w:rPr>
+            </w:pPr>
+            <w:r>
+              <w:rPr>
+                <w:rFonts w:ascii="Tahoma" w:eastAsia="微软雅黑" w:hAnsi="Tahoma" w:hint="eastAsia"/>
+                <w:kern w:val="0"/>
+                <w:sz w:val="22"/>
+              </w:rPr>
+              <w:t>拼图直接用图片实现，手动用</w:t>
+            </w:r>
+            <w:r>
+              <w:rPr>
+                <w:rFonts w:ascii="Tahoma" w:eastAsia="微软雅黑" w:hAnsi="Tahoma" w:hint="eastAsia"/>
+                <w:kern w:val="0"/>
+                <w:sz w:val="22"/>
+              </w:rPr>
+              <w:t>ps</w:t>
+            </w:r>
+            <w:r>
+              <w:rPr>
+                <w:rFonts w:ascii="Tahoma" w:eastAsia="微软雅黑" w:hAnsi="Tahoma" w:hint="eastAsia"/>
+                <w:kern w:val="0"/>
+                <w:sz w:val="22"/>
+              </w:rPr>
+              <w:t>切资源，吸附槽判定吸附的图片，实现拼图。</w:t>
+            </w:r>
+          </w:p>
+          <w:p>
+            <w:pPr>
+              <w:widowControl/>
+              <w:adjustRightInd w:val="0"/>
+              <w:snapToGrid w:val="0"/>
+              <w:jc w:val="left"/>
+              <w:rPr>
+                <w:rFonts w:ascii="Tahoma" w:eastAsia="微软雅黑" w:hAnsi="Tahoma"/>
+                <w:kern w:val="0"/>
+                <w:sz w:val="22"/>
+              </w:rPr>
+            </w:pPr>
+            <w:r>
+              <w:rPr>
+                <w:rFonts w:ascii="Tahoma" w:eastAsia="微软雅黑" w:hAnsi="Tahoma" w:hint="eastAsia"/>
+                <w:kern w:val="0"/>
+                <w:sz w:val="22"/>
+              </w:rPr>
+              <w:t>实现等级</w:t>
+            </w:r>
+            <w:r>
+              <w:rPr>
+                <w:rFonts w:ascii="Tahoma" w:eastAsia="微软雅黑" w:hAnsi="Tahoma" w:hint="eastAsia"/>
+                <w:kern w:val="0"/>
+                <w:sz w:val="22"/>
+              </w:rPr>
+              <w:t>2</w:t>
+            </w:r>
+            <w:r>
+              <w:rPr>
+                <w:rFonts w:ascii="Tahoma" w:eastAsia="微软雅黑" w:hAnsi="Tahoma" w:hint="eastAsia"/>
+                <w:kern w:val="0"/>
+                <w:sz w:val="22"/>
+              </w:rPr>
+              <w:t>：吸附槽</w:t>
+            </w:r>
+            <w:r>
+              <w:rPr>
+                <w:rFonts w:ascii="Tahoma" w:eastAsia="微软雅黑" w:hAnsi="Tahoma" w:hint="eastAsia"/>
+                <w:kern w:val="0"/>
+                <w:sz w:val="22"/>
+              </w:rPr>
+              <w:t>+</w:t>
+            </w:r>
+            <w:r>
+              <w:rPr>
+                <w:rFonts w:ascii="Tahoma" w:eastAsia="微软雅黑" w:hAnsi="Tahoma" w:hint="eastAsia"/>
+                <w:kern w:val="0"/>
+                <w:sz w:val="22"/>
+              </w:rPr>
+              <w:t>现场切割（</w:t>
+            </w:r>
+            <w:r>
+              <w:rPr>
+                <w:rFonts w:ascii="Tahoma" w:eastAsia="微软雅黑" w:hAnsi="Tahoma" w:hint="eastAsia"/>
+                <w:kern w:val="0"/>
+                <w:sz w:val="22"/>
+              </w:rPr>
+              <w:t>拼图形状</w:t>
+            </w:r>
+            <w:r>
+              <w:rPr>
+                <w:rFonts w:ascii="Tahoma" w:eastAsia="微软雅黑" w:hAnsi="Tahoma" w:hint="eastAsia"/>
+                <w:kern w:val="0"/>
+                <w:sz w:val="22"/>
+              </w:rPr>
+              <w:t>）</w:t>
+            </w:r>
+          </w:p>
+          <w:p>
+            <w:pPr>
+              <w:widowControl/>
+              <w:adjustRightInd w:val="0"/>
+              <w:snapToGrid w:val="0"/>
+              <w:jc w:val="left"/>
+              <w:rPr>
+                <w:rFonts w:ascii="Tahoma" w:eastAsia="微软雅黑" w:hAnsi="Tahoma"/>
+                <w:kern w:val="0"/>
+                <w:sz w:val="22"/>
+              </w:rPr>
+            </w:pPr>
+            <w:r>
+              <w:rPr>
+                <w:rFonts w:ascii="Tahoma" w:eastAsia="微软雅黑" w:hAnsi="Tahoma" w:hint="eastAsia"/>
+                <w:kern w:val="0"/>
+                <w:sz w:val="22"/>
+              </w:rPr>
+              <w:t>在</w:t>
+            </w:r>
+            <w:r>
+              <w:rPr>
+                <w:rFonts w:ascii="Tahoma" w:eastAsia="微软雅黑" w:hAnsi="Tahoma" w:hint="eastAsia"/>
+                <w:kern w:val="0"/>
+                <w:sz w:val="22"/>
+              </w:rPr>
+              <w:t>不影响</w:t>
+            </w:r>
+            <w:r>
+              <w:rPr>
+                <w:rFonts w:ascii="Tahoma" w:eastAsia="微软雅黑" w:hAnsi="Tahoma" w:hint="eastAsia"/>
+                <w:kern w:val="0"/>
+                <w:sz w:val="22"/>
+              </w:rPr>
+              <w:t>吸附槽判定图片的基础上，</w:t>
+            </w:r>
+            <w:r>
+              <w:rPr>
+                <w:rFonts w:ascii="Tahoma" w:eastAsia="微软雅黑" w:hAnsi="Tahoma" w:hint="eastAsia"/>
+                <w:kern w:val="0"/>
+                <w:sz w:val="22"/>
+              </w:rPr>
+              <w:t>拼图不能一直是方形吧？得有个拼图的</w:t>
+            </w:r>
+            <w:r>
+              <w:rPr>
+                <w:rFonts w:ascii="Tahoma" w:eastAsia="微软雅黑" w:hAnsi="Tahoma" w:hint="eastAsia"/>
+                <w:kern w:val="0"/>
+                <w:sz w:val="22"/>
+              </w:rPr>
+              <w:t>扭曲</w:t>
+            </w:r>
+            <w:r>
+              <w:rPr>
+                <w:rFonts w:ascii="Tahoma" w:eastAsia="微软雅黑" w:hAnsi="Tahoma" w:hint="eastAsia"/>
+                <w:kern w:val="0"/>
+                <w:sz w:val="22"/>
+              </w:rPr>
+              <w:t>形状。</w:t>
+            </w:r>
+          </w:p>
+          <w:p>
+            <w:pPr>
+              <w:widowControl/>
+              <w:adjustRightInd w:val="0"/>
+              <w:snapToGrid w:val="0"/>
+              <w:jc w:val="left"/>
+              <w:rPr>
+                <w:rFonts w:ascii="Tahoma" w:eastAsia="微软雅黑" w:hAnsi="Tahoma"/>
+                <w:kern w:val="0"/>
+                <w:sz w:val="22"/>
+              </w:rPr>
+            </w:pPr>
+            <w:r>
+              <w:rPr>
+                <w:rFonts w:ascii="Tahoma" w:eastAsia="微软雅黑" w:hAnsi="Tahoma" w:hint="eastAsia"/>
+                <w:kern w:val="0"/>
+                <w:sz w:val="22"/>
+              </w:rPr>
+              <w:t>实现等级</w:t>
+            </w:r>
+            <w:r>
+              <w:rPr>
+                <w:rFonts w:ascii="Tahoma" w:eastAsia="微软雅黑" w:hAnsi="Tahoma" w:hint="eastAsia"/>
+                <w:kern w:val="0"/>
+                <w:sz w:val="22"/>
+              </w:rPr>
+              <w:t>3</w:t>
+            </w:r>
+            <w:r>
+              <w:rPr>
+                <w:rFonts w:ascii="Tahoma" w:eastAsia="微软雅黑" w:hAnsi="Tahoma" w:hint="eastAsia"/>
+                <w:kern w:val="0"/>
+                <w:sz w:val="22"/>
+              </w:rPr>
+              <w:t>：吸附槽</w:t>
+            </w:r>
+            <w:r>
+              <w:rPr>
+                <w:rFonts w:ascii="Tahoma" w:eastAsia="微软雅黑" w:hAnsi="Tahoma" w:hint="eastAsia"/>
+                <w:kern w:val="0"/>
+                <w:sz w:val="22"/>
+              </w:rPr>
+              <w:t>+</w:t>
+            </w:r>
+            <w:r>
+              <w:rPr>
+                <w:rFonts w:ascii="Tahoma" w:eastAsia="微软雅黑" w:hAnsi="Tahoma" w:hint="eastAsia"/>
+                <w:kern w:val="0"/>
+                <w:sz w:val="22"/>
+              </w:rPr>
+              <w:t>现场切割（高度自定义）</w:t>
+            </w:r>
+          </w:p>
+          <w:p>
+            <w:pPr>
+              <w:widowControl/>
+              <w:adjustRightInd w:val="0"/>
+              <w:snapToGrid w:val="0"/>
+              <w:jc w:val="left"/>
+              <w:rPr>
+                <w:rFonts w:ascii="Tahoma" w:eastAsia="微软雅黑" w:hAnsi="Tahoma"/>
+                <w:kern w:val="0"/>
+                <w:sz w:val="22"/>
+              </w:rPr>
+            </w:pPr>
+            <w:r>
+              <w:rPr>
+                <w:rFonts w:ascii="Tahoma" w:eastAsia="微软雅黑" w:hAnsi="Tahoma" w:hint="eastAsia"/>
+                <w:kern w:val="0"/>
+                <w:sz w:val="22"/>
+              </w:rPr>
+              <w:t>都能实现拼图的形状了</w:t>
+            </w:r>
+            <w:r>
+              <w:rPr>
+                <w:rFonts w:ascii="Tahoma" w:eastAsia="微软雅黑" w:hAnsi="Tahoma" w:hint="eastAsia"/>
+                <w:kern w:val="0"/>
+                <w:sz w:val="22"/>
+              </w:rPr>
+              <w:t>，切割的拼图可以</w:t>
+            </w:r>
+            <w:r>
+              <w:rPr>
+                <w:rFonts w:ascii="Tahoma" w:eastAsia="微软雅黑" w:hAnsi="Tahoma" w:hint="eastAsia"/>
+                <w:kern w:val="0"/>
+                <w:sz w:val="22"/>
+              </w:rPr>
+              <w:t>是</w:t>
+            </w:r>
+            <w:r>
+              <w:rPr>
+                <w:rFonts w:ascii="Tahoma" w:eastAsia="微软雅黑" w:hAnsi="Tahoma" w:hint="eastAsia"/>
+                <w:kern w:val="0"/>
+                <w:sz w:val="22"/>
+              </w:rPr>
+              <w:t>三角形</w:t>
+            </w:r>
+            <w:r>
+              <w:rPr>
+                <w:rFonts w:ascii="Tahoma" w:eastAsia="微软雅黑" w:hAnsi="Tahoma" w:hint="eastAsia"/>
+                <w:kern w:val="0"/>
+                <w:sz w:val="22"/>
+              </w:rPr>
+              <w:t>、五边形这种</w:t>
+            </w:r>
+            <w:r>
+              <w:rPr>
+                <w:rFonts w:ascii="Tahoma" w:eastAsia="微软雅黑" w:hAnsi="Tahoma" w:hint="eastAsia"/>
+                <w:kern w:val="0"/>
+                <w:sz w:val="22"/>
+              </w:rPr>
+              <w:t>完全自定义</w:t>
+            </w:r>
+            <w:r>
+              <w:rPr>
+                <w:rFonts w:ascii="Tahoma" w:eastAsia="微软雅黑" w:hAnsi="Tahoma" w:hint="eastAsia"/>
+                <w:kern w:val="0"/>
+                <w:sz w:val="22"/>
+              </w:rPr>
+              <w:t>的形状吧？</w:t>
+            </w:r>
+          </w:p>
+          <w:p>
+            <w:pPr>
+              <w:widowControl/>
+              <w:adjustRightInd w:val="0"/>
+              <w:snapToGrid w:val="0"/>
+              <w:jc w:val="left"/>
+              <w:rPr>
+                <w:rFonts w:ascii="Tahoma" w:eastAsia="微软雅黑" w:hAnsi="Tahoma" w:hint="eastAsia"/>
+                <w:kern w:val="0"/>
+                <w:sz w:val="22"/>
+              </w:rPr>
+            </w:pPr>
+            <w:r>
+              <w:rPr>
+                <w:rFonts w:ascii="Tahoma" w:eastAsia="微软雅黑" w:hAnsi="Tahoma" w:hint="eastAsia"/>
+                <w:kern w:val="0"/>
+                <w:sz w:val="22"/>
+              </w:rPr>
+              <w:t>实现等级</w:t>
+            </w:r>
+            <w:r>
+              <w:rPr>
+                <w:rFonts w:ascii="Tahoma" w:eastAsia="微软雅黑" w:hAnsi="Tahoma" w:hint="eastAsia"/>
+                <w:kern w:val="0"/>
+                <w:sz w:val="22"/>
+              </w:rPr>
+              <w:t>4</w:t>
+            </w:r>
+            <w:r>
+              <w:rPr>
+                <w:rFonts w:ascii="Tahoma" w:eastAsia="微软雅黑" w:hAnsi="Tahoma" w:hint="eastAsia"/>
+                <w:kern w:val="0"/>
+                <w:sz w:val="22"/>
+              </w:rPr>
+              <w:t>：吸附槽</w:t>
+            </w:r>
+            <w:r>
+              <w:rPr>
+                <w:rFonts w:ascii="Tahoma" w:eastAsia="微软雅黑" w:hAnsi="Tahoma" w:hint="eastAsia"/>
+                <w:kern w:val="0"/>
+                <w:sz w:val="22"/>
+              </w:rPr>
+              <w:t>+</w:t>
+            </w:r>
+            <w:r>
+              <w:rPr>
+                <w:rFonts w:ascii="Tahoma" w:eastAsia="微软雅黑" w:hAnsi="Tahoma" w:hint="eastAsia"/>
+                <w:kern w:val="0"/>
+                <w:sz w:val="22"/>
+              </w:rPr>
+              <w:t>可旋转</w:t>
+            </w:r>
+            <w:r>
+              <w:rPr>
+                <w:rFonts w:ascii="Tahoma" w:eastAsia="微软雅黑" w:hAnsi="Tahoma" w:hint="eastAsia"/>
+                <w:kern w:val="0"/>
+                <w:sz w:val="22"/>
+              </w:rPr>
+              <w:t>+</w:t>
+            </w:r>
+            <w:r>
+              <w:rPr>
+                <w:rFonts w:ascii="Tahoma" w:eastAsia="微软雅黑" w:hAnsi="Tahoma" w:hint="eastAsia"/>
+                <w:kern w:val="0"/>
+                <w:sz w:val="22"/>
+              </w:rPr>
+              <w:t>现场切割（高度自定义）</w:t>
+            </w:r>
+          </w:p>
+          <w:p>
+            <w:pPr>
+              <w:widowControl/>
+              <w:adjustRightInd w:val="0"/>
+              <w:snapToGrid w:val="0"/>
+              <w:spacing w:after="200"/>
+              <w:jc w:val="left"/>
+              <w:rPr>
+                <w:rFonts w:ascii="Tahoma" w:eastAsia="微软雅黑" w:hAnsi="Tahoma" w:hint="eastAsia"/>
+                <w:kern w:val="0"/>
+                <w:sz w:val="22"/>
+              </w:rPr>
+            </w:pPr>
+            <w:r>
+              <w:rPr>
+                <w:rFonts w:ascii="Tahoma" w:eastAsia="微软雅黑" w:hAnsi="Tahoma" w:hint="eastAsia"/>
+                <w:kern w:val="0"/>
+                <w:sz w:val="22"/>
+              </w:rPr>
+              <w:t>在上述功能的基础上，每个图片</w:t>
+            </w:r>
+            <w:r>
+              <w:rPr>
+                <w:rFonts w:ascii="Tahoma" w:eastAsia="微软雅黑" w:hAnsi="Tahoma" w:hint="eastAsia"/>
+                <w:kern w:val="0"/>
+                <w:sz w:val="22"/>
+              </w:rPr>
+              <w:t>还</w:t>
+            </w:r>
+            <w:r>
+              <w:rPr>
+                <w:rFonts w:ascii="Tahoma" w:eastAsia="微软雅黑" w:hAnsi="Tahoma" w:hint="eastAsia"/>
+                <w:kern w:val="0"/>
+                <w:sz w:val="22"/>
+              </w:rPr>
+              <w:t>要能旋转，</w:t>
+            </w:r>
+            <w:r>
+              <w:rPr>
+                <w:rFonts w:ascii="Tahoma" w:eastAsia="微软雅黑" w:hAnsi="Tahoma" w:hint="eastAsia"/>
+                <w:kern w:val="0"/>
+                <w:sz w:val="22"/>
+              </w:rPr>
+              <w:t>这才算</w:t>
+            </w:r>
+            <w:r>
+              <w:rPr>
+                <w:rFonts w:ascii="Tahoma" w:eastAsia="微软雅黑" w:hAnsi="Tahoma" w:hint="eastAsia"/>
+                <w:kern w:val="0"/>
+                <w:sz w:val="22"/>
+              </w:rPr>
+              <w:t>完美的自定义拼图</w:t>
+            </w:r>
+            <w:r>
+              <w:rPr>
+                <w:rFonts w:ascii="Tahoma" w:eastAsia="微软雅黑" w:hAnsi="Tahoma" w:hint="eastAsia"/>
+                <w:kern w:val="0"/>
+                <w:sz w:val="22"/>
+              </w:rPr>
+              <w:t>吧？</w:t>
+            </w:r>
+          </w:p>
+          <w:p>
+            <w:pPr>
+              <w:widowControl/>
+              <w:adjustRightInd w:val="0"/>
+              <w:snapToGrid w:val="0"/>
+              <w:jc w:val="left"/>
+              <w:rPr>
+                <w:rFonts w:ascii="Tahoma" w:eastAsia="微软雅黑" w:hAnsi="Tahoma"/>
+                <w:kern w:val="0"/>
+                <w:sz w:val="22"/>
+              </w:rPr>
+            </w:pPr>
+            <w:r>
+              <w:rPr>
+                <w:rFonts w:ascii="Tahoma" w:eastAsia="微软雅黑" w:hAnsi="Tahoma" w:hint="eastAsia"/>
+                <w:kern w:val="0"/>
+                <w:sz w:val="22"/>
+              </w:rPr>
+              <w:t>一眼看过去，</w:t>
+            </w:r>
+            <w:r>
+              <w:rPr>
+                <w:rFonts w:ascii="Tahoma" w:eastAsia="微软雅黑" w:hAnsi="Tahoma" w:hint="eastAsia"/>
+                <w:kern w:val="0"/>
+                <w:sz w:val="22"/>
+              </w:rPr>
+              <w:t>该死，</w:t>
+            </w:r>
+            <w:r>
+              <w:rPr>
+                <w:rFonts w:ascii="Tahoma" w:eastAsia="微软雅黑" w:hAnsi="Tahoma" w:hint="eastAsia"/>
+                <w:kern w:val="0"/>
+                <w:sz w:val="22"/>
+              </w:rPr>
+              <w:t>为什么还有那么多小功能小细节</w:t>
+            </w:r>
+            <w:r>
+              <w:rPr>
+                <w:rFonts w:ascii="Tahoma" w:eastAsia="微软雅黑" w:hAnsi="Tahoma" w:hint="eastAsia"/>
+                <w:kern w:val="0"/>
+                <w:sz w:val="22"/>
+              </w:rPr>
+              <w:t>没</w:t>
+            </w:r>
+            <w:r>
+              <w:rPr>
+                <w:rFonts w:ascii="Tahoma" w:eastAsia="微软雅黑" w:hAnsi="Tahoma" w:hint="eastAsia"/>
+                <w:kern w:val="0"/>
+                <w:sz w:val="22"/>
+              </w:rPr>
+              <w:t>实现呢？</w:t>
+            </w:r>
+          </w:p>
+          <w:p>
+            <w:pPr>
+              <w:widowControl/>
+              <w:adjustRightInd w:val="0"/>
+              <w:snapToGrid w:val="0"/>
+              <w:jc w:val="left"/>
+              <w:rPr>
+                <w:rFonts w:ascii="Tahoma" w:eastAsia="微软雅黑" w:hAnsi="Tahoma" w:hint="eastAsia"/>
+                <w:kern w:val="0"/>
+                <w:sz w:val="22"/>
+              </w:rPr>
+            </w:pPr>
+            <w:r>
+              <w:rPr>
+                <w:rFonts w:ascii="Tahoma" w:eastAsia="微软雅黑" w:hAnsi="Tahoma" w:hint="eastAsia"/>
+                <w:kern w:val="0"/>
+                <w:sz w:val="22"/>
+              </w:rPr>
+              <w:t>作者我饥渴难耐，超级想去实现。啊…时间消失了。</w:t>
+            </w:r>
+          </w:p>
+        </w:tc>
+      </w:tr>
+    </w:tbl>
+    <w:p>
+      <w:pPr>
+        <w:widowControl/>
+        <w:adjustRightInd w:val="0"/>
+        <w:snapToGrid w:val="0"/>
+        <w:jc w:val="left"/>
+        <w:rPr>
+          <w:rFonts w:ascii="Tahoma" w:eastAsia="微软雅黑" w:hAnsi="Tahoma"/>
+          <w:kern w:val="0"/>
+          <w:sz w:val="22"/>
+        </w:rPr>
+      </w:pPr>
+    </w:p>
+    <w:p>
+      <w:pPr>
+        <w:widowControl/>
+        <w:adjustRightInd w:val="0"/>
+        <w:snapToGrid w:val="0"/>
+        <w:jc w:val="left"/>
+        <w:rPr>
+          <w:rFonts w:ascii="Tahoma" w:eastAsia="微软雅黑" w:hAnsi="Tahoma" w:hint="eastAsia"/>
           <w:kern w:val="0"/>
           <w:sz w:val="22"/>
         </w:rPr>
@@ -8394,7 +10095,7 @@
           <w:sz w:val="22"/>
         </w:rPr>
       </w:pPr>
-      <w:bookmarkStart w:id="1" w:name="_Hlk158632646"/>
+      <w:bookmarkStart w:id="2" w:name="_Hlk158632646"/>
       <w:r>
         <w:rPr>
           <w:rFonts w:ascii="Tahoma" w:eastAsia="微软雅黑" w:hAnsi="Tahoma" w:hint="eastAsia"/>
@@ -8441,6 +10142,7 @@
           <w:kern w:val="0"/>
           <w:sz w:val="22"/>
         </w:rPr>
+        <w:lastRenderedPageBreak/>
         <w:t>反过来，既然你知道存在很长时间了，那你为什么不会觉得它变得更成熟了呢？</w:t>
       </w:r>
     </w:p>
@@ -8818,7 +10520,6 @@
           <w:kern w:val="0"/>
           <w:sz w:val="22"/>
         </w:rPr>
-        <w:lastRenderedPageBreak/>
         <w:t>以我目前写的插件来看，渐变色、发光文字、滤镜、动态遮罩、屏幕快照</w:t>
       </w:r>
       <w:r>
@@ -9370,15 +11071,28 @@
         <w:t>而已。</w:t>
       </w:r>
     </w:p>
-    <w:bookmarkEnd w:id="1"/>
-    <w:p>
-      <w:pPr>
-        <w:widowControl/>
-        <w:adjustRightInd w:val="0"/>
-        <w:snapToGrid w:val="0"/>
-        <w:jc w:val="left"/>
-        <w:rPr>
-          <w:rFonts w:ascii="Tahoma" w:eastAsia="微软雅黑" w:hAnsi="Tahoma"/>
+    <w:bookmarkEnd w:id="2"/>
+    <w:p>
+      <w:pPr>
+        <w:widowControl/>
+        <w:adjustRightInd w:val="0"/>
+        <w:snapToGrid w:val="0"/>
+        <w:jc w:val="left"/>
+        <w:rPr>
+          <w:rFonts w:ascii="Tahoma" w:eastAsia="微软雅黑" w:hAnsi="Tahoma"/>
+          <w:kern w:val="0"/>
+          <w:sz w:val="22"/>
+        </w:rPr>
+      </w:pPr>
+    </w:p>
+    <w:p>
+      <w:pPr>
+        <w:widowControl/>
+        <w:adjustRightInd w:val="0"/>
+        <w:snapToGrid w:val="0"/>
+        <w:jc w:val="left"/>
+        <w:rPr>
+          <w:rFonts w:ascii="Tahoma" w:eastAsia="微软雅黑" w:hAnsi="Tahoma" w:hint="eastAsia"/>
           <w:kern w:val="0"/>
           <w:sz w:val="22"/>
         </w:rPr>
@@ -9610,10 +11324,22 @@
         <w:widowControl/>
         <w:adjustRightInd w:val="0"/>
         <w:snapToGrid w:val="0"/>
-        <w:ind w:firstLine="420"/>
-        <w:jc w:val="left"/>
-        <w:rPr>
-          <w:rFonts w:ascii="Tahoma" w:eastAsia="微软雅黑" w:hAnsi="Tahoma"/>
+        <w:jc w:val="left"/>
+        <w:rPr>
+          <w:rFonts w:ascii="Tahoma" w:eastAsia="微软雅黑" w:hAnsi="Tahoma"/>
+          <w:kern w:val="0"/>
+          <w:sz w:val="22"/>
+        </w:rPr>
+      </w:pPr>
+    </w:p>
+    <w:p>
+      <w:pPr>
+        <w:widowControl/>
+        <w:adjustRightInd w:val="0"/>
+        <w:snapToGrid w:val="0"/>
+        <w:jc w:val="left"/>
+        <w:rPr>
+          <w:rFonts w:ascii="Tahoma" w:eastAsia="微软雅黑" w:hAnsi="Tahoma" w:hint="eastAsia"/>
           <w:kern w:val="0"/>
           <w:sz w:val="22"/>
         </w:rPr>
@@ -9845,6 +11571,71 @@
         <w:widowControl/>
         <w:adjustRightInd w:val="0"/>
         <w:snapToGrid w:val="0"/>
+        <w:jc w:val="left"/>
+        <w:rPr>
+          <w:rFonts w:ascii="Tahoma" w:eastAsia="微软雅黑" w:hAnsi="Tahoma"/>
+          <w:kern w:val="0"/>
+          <w:sz w:val="22"/>
+        </w:rPr>
+      </w:pPr>
+    </w:p>
+    <w:p>
+      <w:pPr>
+        <w:widowControl/>
+        <w:adjustRightInd w:val="0"/>
+        <w:snapToGrid w:val="0"/>
+        <w:jc w:val="left"/>
+        <w:rPr>
+          <w:rFonts w:ascii="Tahoma" w:eastAsia="微软雅黑" w:hAnsi="Tahoma" w:hint="eastAsia"/>
+          <w:kern w:val="0"/>
+          <w:sz w:val="22"/>
+        </w:rPr>
+      </w:pPr>
+    </w:p>
+    <w:p>
+      <w:pPr>
+        <w:widowControl/>
+        <w:adjustRightInd w:val="0"/>
+        <w:snapToGrid w:val="0"/>
+        <w:spacing w:after="200"/>
+        <w:jc w:val="left"/>
+        <w:rPr>
+          <w:rFonts w:ascii="Tahoma" w:eastAsia="微软雅黑" w:hAnsi="Tahoma"/>
+          <w:kern w:val="0"/>
+          <w:sz w:val="22"/>
+        </w:rPr>
+      </w:pPr>
+      <w:r>
+        <w:rPr>
+          <w:rFonts w:ascii="Tahoma" w:eastAsia="微软雅黑" w:hAnsi="Tahoma" w:hint="eastAsia"/>
+          <w:kern w:val="0"/>
+          <w:sz w:val="22"/>
+        </w:rPr>
+        <w:t>◆</w:t>
+      </w:r>
+      <w:r>
+        <w:rPr>
+          <w:rFonts w:ascii="Tahoma" w:eastAsia="微软雅黑" w:hAnsi="Tahoma" w:hint="eastAsia"/>
+          <w:kern w:val="0"/>
+          <w:sz w:val="22"/>
+        </w:rPr>
+        <w:t xml:space="preserve"> </w:t>
+      </w:r>
+      <w:r>
+        <w:rPr>
+          <w:rFonts w:ascii="Tahoma" w:eastAsia="微软雅黑" w:hAnsi="Tahoma" w:hint="eastAsia"/>
+          <w:b/>
+          <w:kern w:val="0"/>
+          <w:sz w:val="22"/>
+        </w:rPr>
+        <w:t>可以捐赠作者吗？</w:t>
+      </w:r>
+    </w:p>
+    <w:p>
+      <w:pPr>
+        <w:widowControl/>
+        <w:adjustRightInd w:val="0"/>
+        <w:snapToGrid w:val="0"/>
         <w:ind w:firstLine="420"/>
         <w:jc w:val="left"/>
         <w:rPr>
@@ -9853,65 +11644,13 @@
           <w:sz w:val="22"/>
         </w:rPr>
       </w:pPr>
-    </w:p>
-    <w:p>
-      <w:pPr>
-        <w:widowControl/>
-        <w:adjustRightInd w:val="0"/>
-        <w:snapToGrid w:val="0"/>
-        <w:spacing w:after="200"/>
-        <w:jc w:val="left"/>
-        <w:rPr>
-          <w:rFonts w:ascii="Tahoma" w:eastAsia="微软雅黑" w:hAnsi="Tahoma"/>
-          <w:kern w:val="0"/>
-          <w:sz w:val="22"/>
-        </w:rPr>
-      </w:pPr>
-      <w:r>
-        <w:rPr>
-          <w:rFonts w:ascii="Tahoma" w:eastAsia="微软雅黑" w:hAnsi="Tahoma" w:hint="eastAsia"/>
-          <w:kern w:val="0"/>
-          <w:sz w:val="22"/>
-        </w:rPr>
-        <w:t>◆</w:t>
-      </w:r>
-      <w:r>
-        <w:rPr>
-          <w:rFonts w:ascii="Tahoma" w:eastAsia="微软雅黑" w:hAnsi="Tahoma" w:hint="eastAsia"/>
-          <w:kern w:val="0"/>
-          <w:sz w:val="22"/>
-        </w:rPr>
-        <w:t xml:space="preserve"> </w:t>
-      </w:r>
-      <w:r>
-        <w:rPr>
-          <w:rFonts w:ascii="Tahoma" w:eastAsia="微软雅黑" w:hAnsi="Tahoma" w:hint="eastAsia"/>
-          <w:b/>
-          <w:kern w:val="0"/>
-          <w:sz w:val="22"/>
-        </w:rPr>
-        <w:t>可以捐赠作者吗？</w:t>
-      </w:r>
-    </w:p>
-    <w:p>
-      <w:pPr>
-        <w:widowControl/>
-        <w:adjustRightInd w:val="0"/>
-        <w:snapToGrid w:val="0"/>
-        <w:ind w:firstLine="420"/>
-        <w:jc w:val="left"/>
-        <w:rPr>
-          <w:rFonts w:ascii="Tahoma" w:eastAsia="微软雅黑" w:hAnsi="Tahoma"/>
-          <w:kern w:val="0"/>
-          <w:sz w:val="22"/>
-        </w:rPr>
-      </w:pPr>
-      <w:r>
-        <w:rPr>
-          <w:rFonts w:ascii="Tahoma" w:eastAsia="微软雅黑" w:hAnsi="Tahoma" w:hint="eastAsia"/>
-          <w:kern w:val="0"/>
-          <w:sz w:val="22"/>
-        </w:rPr>
+      <w:r>
+        <w:rPr>
+          <w:rFonts w:ascii="Tahoma" w:eastAsia="微软雅黑" w:hAnsi="Tahoma" w:hint="eastAsia"/>
+          <w:kern w:val="0"/>
+          <w:sz w:val="22"/>
+        </w:rPr>
+        <w:lastRenderedPageBreak/>
         <w:t>不可以，不接受任何金钱形式的捐赠。</w:t>
       </w:r>
     </w:p>

--- a/萌新索引（必看）.docx
+++ b/萌新索引（必看）.docx
@@ -502,6 +502,7 @@
         </w:rPr>
         <w:t>，这意味着你要对</w:t>
       </w:r>
+      <w:proofErr w:type="spellStart"/>
       <w:r>
         <w:rPr>
           <w:rFonts w:ascii="Tahoma" w:eastAsia="微软雅黑" w:hAnsi="Tahoma" w:hint="eastAsia"/>
@@ -510,6 +511,7 @@
         </w:rPr>
         <w:t>rmmv</w:t>
       </w:r>
+      <w:proofErr w:type="spellEnd"/>
       <w:r>
         <w:rPr>
           <w:rFonts w:ascii="Tahoma" w:eastAsia="微软雅黑" w:hAnsi="Tahoma" w:hint="eastAsia"/>
@@ -565,6 +567,7 @@
               </w:rPr>
               <w:t>如果你使用</w:t>
             </w:r>
+            <w:proofErr w:type="spellStart"/>
             <w:r>
               <w:rPr>
                 <w:rFonts w:ascii="Tahoma" w:eastAsia="微软雅黑" w:hAnsi="Tahoma"/>
@@ -574,6 +577,7 @@
               </w:rPr>
               <w:t>rmmv</w:t>
             </w:r>
+            <w:proofErr w:type="spellEnd"/>
             <w:r>
               <w:rPr>
                 <w:rFonts w:ascii="Tahoma" w:eastAsia="微软雅黑" w:hAnsi="Tahoma"/>
@@ -624,6 +628,7 @@
               </w:rPr>
               <w:t>请先花时间把</w:t>
             </w:r>
+            <w:proofErr w:type="spellStart"/>
             <w:r>
               <w:rPr>
                 <w:rFonts w:ascii="Tahoma" w:eastAsia="微软雅黑" w:hAnsi="Tahoma"/>
@@ -633,6 +638,7 @@
               </w:rPr>
               <w:t>rmmv</w:t>
             </w:r>
+            <w:proofErr w:type="spellEnd"/>
             <w:r>
               <w:rPr>
                 <w:rFonts w:ascii="Tahoma" w:eastAsia="微软雅黑" w:hAnsi="Tahoma"/>
@@ -1279,6 +1285,7 @@
         </w:rPr>
         <w:t xml:space="preserve"> </w:t>
       </w:r>
+      <w:proofErr w:type="spellStart"/>
       <w:r>
         <w:rPr>
           <w:rFonts w:ascii="Tahoma" w:eastAsia="微软雅黑" w:hAnsi="Tahoma"/>
@@ -1287,6 +1294,7 @@
         </w:rPr>
         <w:t>rpgblue</w:t>
       </w:r>
+      <w:proofErr w:type="spellEnd"/>
       <w:r>
         <w:rPr>
           <w:rFonts w:ascii="Tahoma" w:eastAsia="微软雅黑" w:hAnsi="Tahoma" w:hint="eastAsia"/>
@@ -3521,6 +3529,7 @@
         </w:rPr>
         <w:t xml:space="preserve">&gt; </w:t>
       </w:r>
+      <w:proofErr w:type="spellStart"/>
       <w:r>
         <w:rPr>
           <w:rFonts w:ascii="Tahoma" w:eastAsia="微软雅黑" w:hAnsi="Tahoma"/>
@@ -3530,6 +3539,7 @@
         </w:rPr>
         <w:t>Rmmv</w:t>
       </w:r>
+      <w:proofErr w:type="spellEnd"/>
       <w:r>
         <w:rPr>
           <w:rFonts w:ascii="Tahoma" w:eastAsia="微软雅黑" w:hAnsi="Tahoma"/>
@@ -4668,17 +4678,28 @@
           <w:kern w:val="0"/>
           <w:sz w:val="22"/>
         </w:rPr>
-        <w:t>\da</w:t>
-      </w:r>
-      <w:r>
-        <w:rPr>
-          <w:rFonts w:ascii="Tahoma" w:eastAsia="微软雅黑" w:hAnsi="Tahoma" w:hint="eastAsia"/>
+        <w:t>\</w:t>
+      </w:r>
+      <w:proofErr w:type="spellStart"/>
+      <w:r>
+        <w:rPr>
+          <w:rFonts w:ascii="Tahoma" w:eastAsia="微软雅黑" w:hAnsi="Tahoma"/>
           <w:b/>
           <w:kern w:val="0"/>
           <w:sz w:val="22"/>
         </w:rPr>
+        <w:t>da</w:t>
+      </w:r>
+      <w:r>
+        <w:rPr>
+          <w:rFonts w:ascii="Tahoma" w:eastAsia="微软雅黑" w:hAnsi="Tahoma" w:hint="eastAsia"/>
+          <w:b/>
+          <w:kern w:val="0"/>
+          <w:sz w:val="22"/>
+        </w:rPr>
         <w:t>c</w:t>
       </w:r>
+      <w:proofErr w:type="spellEnd"/>
       <w:r>
         <w:rPr>
           <w:rFonts w:ascii="Tahoma" w:eastAsia="微软雅黑" w:hAnsi="Tahoma" w:hint="eastAsia"/>
@@ -4998,6 +5019,7 @@
         </w:rPr>
         <w:t>你想了解一些用来做</w:t>
       </w:r>
+      <w:proofErr w:type="spellStart"/>
       <w:r>
         <w:rPr>
           <w:rFonts w:ascii="Tahoma" w:eastAsia="微软雅黑" w:hAnsi="Tahoma" w:hint="eastAsia"/>
@@ -5007,6 +5029,7 @@
         </w:rPr>
         <w:t>galgame</w:t>
       </w:r>
+      <w:proofErr w:type="spellEnd"/>
       <w:r>
         <w:rPr>
           <w:rFonts w:ascii="Tahoma" w:eastAsia="微软雅黑" w:hAnsi="Tahoma" w:hint="eastAsia"/>
@@ -5360,6 +5383,7 @@
         </w:rPr>
         <w:t>你想了解一些用来做</w:t>
       </w:r>
+      <w:proofErr w:type="spellStart"/>
       <w:r>
         <w:rPr>
           <w:rFonts w:ascii="Tahoma" w:eastAsia="微软雅黑" w:hAnsi="Tahoma" w:hint="eastAsia"/>
@@ -5369,6 +5393,7 @@
         </w:rPr>
         <w:t>arpg</w:t>
       </w:r>
+      <w:proofErr w:type="spellEnd"/>
       <w:r>
         <w:rPr>
           <w:rFonts w:ascii="Tahoma" w:eastAsia="微软雅黑" w:hAnsi="Tahoma" w:hint="eastAsia"/>
@@ -5472,6 +5497,7 @@
         </w:rPr>
         <w:t>目前</w:t>
       </w:r>
+      <w:proofErr w:type="spellStart"/>
       <w:r>
         <w:rPr>
           <w:rFonts w:ascii="Tahoma" w:eastAsia="微软雅黑" w:hAnsi="Tahoma" w:hint="eastAsia"/>
@@ -5480,6 +5506,7 @@
         </w:rPr>
         <w:t>arpg</w:t>
       </w:r>
+      <w:proofErr w:type="spellEnd"/>
       <w:r>
         <w:rPr>
           <w:rFonts w:ascii="Tahoma" w:eastAsia="微软雅黑" w:hAnsi="Tahoma" w:hint="eastAsia"/>
@@ -8476,7 +8503,7 @@
         <w:widowControl/>
         <w:jc w:val="left"/>
         <w:rPr>
-          <w:rFonts w:ascii="Tahoma" w:eastAsia="微软雅黑" w:hAnsi="Tahoma" w:hint="eastAsia"/>
+          <w:rFonts w:ascii="Tahoma" w:eastAsia="微软雅黑" w:hAnsi="Tahoma"/>
           <w:kern w:val="0"/>
           <w:sz w:val="22"/>
         </w:rPr>
@@ -8830,6 +8857,7 @@
         <w:widowControl/>
         <w:adjustRightInd w:val="0"/>
         <w:snapToGrid w:val="0"/>
+        <w:spacing w:after="200"/>
         <w:jc w:val="left"/>
         <w:rPr>
           <w:rFonts w:ascii="Tahoma" w:eastAsia="微软雅黑" w:hAnsi="Tahoma" w:hint="eastAsia"/>
@@ -8838,19 +8866,6 @@
           <w:sz w:val="22"/>
         </w:rPr>
       </w:pPr>
-    </w:p>
-    <w:p>
-      <w:pPr>
-        <w:widowControl/>
-        <w:adjustRightInd w:val="0"/>
-        <w:snapToGrid w:val="0"/>
-        <w:jc w:val="left"/>
-        <w:rPr>
-          <w:rFonts w:ascii="Tahoma" w:eastAsia="微软雅黑" w:hAnsi="Tahoma"/>
-          <w:kern w:val="0"/>
-          <w:sz w:val="22"/>
-        </w:rPr>
-      </w:pPr>
       <w:r>
         <w:rPr>
           <w:rFonts w:ascii="Tahoma" w:eastAsia="微软雅黑" w:hAnsi="Tahoma" w:hint="eastAsia"/>
@@ -8874,64 +8889,1183 @@
           <w:kern w:val="0"/>
           <w:sz w:val="22"/>
         </w:rPr>
-        <w:t>作者为什么</w:t>
-      </w:r>
-      <w:r>
-        <w:rPr>
-          <w:rFonts w:ascii="Tahoma" w:eastAsia="微软雅黑" w:hAnsi="Tahoma" w:hint="eastAsia"/>
+        <w:t>如何优雅地使用游戏编辑器？</w:t>
+      </w:r>
+    </w:p>
+    <w:p>
+      <w:pPr>
+        <w:widowControl/>
+        <w:adjustRightInd w:val="0"/>
+        <w:snapToGrid w:val="0"/>
+        <w:ind w:firstLine="420"/>
+        <w:jc w:val="left"/>
+        <w:rPr>
+          <w:rFonts w:ascii="Tahoma" w:eastAsia="微软雅黑" w:hAnsi="Tahoma"/>
+          <w:kern w:val="0"/>
+          <w:sz w:val="22"/>
+        </w:rPr>
+      </w:pPr>
+      <w:r>
+        <w:rPr>
+          <w:rFonts w:ascii="Tahoma" w:eastAsia="微软雅黑" w:hAnsi="Tahoma" w:hint="eastAsia"/>
+          <w:kern w:val="0"/>
+          <w:sz w:val="22"/>
+        </w:rPr>
+        <w:t>这里举一个简单的例子</w:t>
+      </w:r>
+      <w:r>
+        <w:rPr>
+          <w:rFonts w:ascii="Tahoma" w:eastAsia="微软雅黑" w:hAnsi="Tahoma" w:hint="eastAsia"/>
+          <w:kern w:val="0"/>
+          <w:sz w:val="22"/>
+        </w:rPr>
+        <w:t>。</w:t>
+      </w:r>
+    </w:p>
+    <w:p>
+      <w:pPr>
+        <w:widowControl/>
+        <w:adjustRightInd w:val="0"/>
+        <w:snapToGrid w:val="0"/>
+        <w:ind w:left="420" w:firstLine="420"/>
+        <w:jc w:val="left"/>
+        <w:rPr>
+          <w:rFonts w:ascii="Tahoma" w:eastAsia="微软雅黑" w:hAnsi="Tahoma"/>
+          <w:kern w:val="0"/>
+          <w:sz w:val="22"/>
+        </w:rPr>
+      </w:pPr>
+      <w:r>
+        <w:rPr>
+          <w:rFonts w:ascii="Tahoma" w:eastAsia="微软雅黑" w:hAnsi="Tahoma" w:hint="eastAsia"/>
+          <w:kern w:val="0"/>
+          <w:sz w:val="22"/>
+        </w:rPr>
+        <w:t>如何</w:t>
+      </w:r>
+      <w:r>
+        <w:rPr>
+          <w:rFonts w:ascii="Tahoma" w:eastAsia="微软雅黑" w:hAnsi="Tahoma" w:hint="eastAsia"/>
+          <w:kern w:val="0"/>
+          <w:sz w:val="22"/>
+        </w:rPr>
+        <w:t>给水池子注满水</w:t>
+      </w:r>
+      <w:r>
+        <w:rPr>
+          <w:rFonts w:ascii="Tahoma" w:eastAsia="微软雅黑" w:hAnsi="Tahoma" w:hint="eastAsia"/>
+          <w:kern w:val="0"/>
+          <w:sz w:val="22"/>
+        </w:rPr>
+        <w:t>？</w:t>
+      </w:r>
+    </w:p>
+    <w:p>
+      <w:pPr>
+        <w:widowControl/>
+        <w:adjustRightInd w:val="0"/>
+        <w:snapToGrid w:val="0"/>
+        <w:ind w:left="420" w:firstLine="420"/>
+        <w:jc w:val="left"/>
+        <w:rPr>
+          <w:rFonts w:ascii="Tahoma" w:eastAsia="微软雅黑" w:hAnsi="Tahoma" w:hint="eastAsia"/>
+          <w:color w:val="A6A6A6" w:themeColor="background1" w:themeShade="A6"/>
+          <w:kern w:val="0"/>
+          <w:sz w:val="22"/>
+        </w:rPr>
+      </w:pPr>
+      <w:r>
+        <w:rPr>
+          <w:rFonts w:ascii="Tahoma" w:eastAsia="微软雅黑" w:hAnsi="Tahoma" w:hint="eastAsia"/>
+          <w:color w:val="A6A6A6" w:themeColor="background1" w:themeShade="A6"/>
+          <w:kern w:val="0"/>
+          <w:sz w:val="22"/>
+        </w:rPr>
+        <w:t>如何实现想要的功能？</w:t>
+      </w:r>
+    </w:p>
+    <w:p>
+      <w:pPr>
+        <w:widowControl/>
+        <w:adjustRightInd w:val="0"/>
+        <w:snapToGrid w:val="0"/>
+        <w:ind w:firstLine="420"/>
+        <w:jc w:val="left"/>
+        <w:rPr>
+          <w:rFonts w:ascii="Tahoma" w:eastAsia="微软雅黑" w:hAnsi="Tahoma"/>
           <w:b/>
-          <w:kern w:val="0"/>
-          <w:sz w:val="22"/>
-        </w:rPr>
-        <w:t>只出文档</w:t>
-      </w:r>
+          <w:bCs/>
+          <w:kern w:val="0"/>
+          <w:sz w:val="22"/>
+        </w:rPr>
+      </w:pPr>
       <w:r>
         <w:rPr>
           <w:rFonts w:ascii="Tahoma" w:eastAsia="微软雅黑" w:hAnsi="Tahoma" w:hint="eastAsia"/>
           <w:b/>
-          <w:kern w:val="0"/>
-          <w:sz w:val="22"/>
-        </w:rPr>
-        <w:t>？</w:t>
+          <w:bCs/>
+          <w:kern w:val="0"/>
+          <w:sz w:val="22"/>
+        </w:rPr>
+        <w:t>方法</w:t>
       </w:r>
       <w:r>
         <w:rPr>
           <w:rFonts w:ascii="Tahoma" w:eastAsia="微软雅黑" w:hAnsi="Tahoma" w:hint="eastAsia"/>
           <w:b/>
-          <w:kern w:val="0"/>
-          <w:sz w:val="22"/>
-        </w:rPr>
-        <w:t>不出视频教程</w:t>
+          <w:bCs/>
+          <w:kern w:val="0"/>
+          <w:sz w:val="22"/>
+        </w:rPr>
+        <w:t>1</w:t>
       </w:r>
       <w:r>
         <w:rPr>
           <w:rFonts w:ascii="Tahoma" w:eastAsia="微软雅黑" w:hAnsi="Tahoma" w:hint="eastAsia"/>
           <w:b/>
-          <w:kern w:val="0"/>
-          <w:sz w:val="22"/>
-        </w:rPr>
-        <w:t>？</w:t>
-      </w:r>
-    </w:p>
-    <w:p>
-      <w:pPr>
-        <w:widowControl/>
-        <w:adjustRightInd w:val="0"/>
-        <w:snapToGrid w:val="0"/>
+          <w:bCs/>
+          <w:kern w:val="0"/>
+          <w:sz w:val="22"/>
+        </w:rPr>
+        <w:t>：</w:t>
+      </w:r>
+    </w:p>
+    <w:p>
+      <w:pPr>
+        <w:widowControl/>
+        <w:adjustRightInd w:val="0"/>
+        <w:snapToGrid w:val="0"/>
+        <w:ind w:left="420" w:firstLine="420"/>
+        <w:jc w:val="left"/>
+        <w:rPr>
+          <w:rFonts w:ascii="Tahoma" w:eastAsia="微软雅黑" w:hAnsi="Tahoma"/>
+          <w:kern w:val="0"/>
+          <w:sz w:val="22"/>
+        </w:rPr>
+      </w:pPr>
+      <w:r>
+        <w:rPr>
+          <w:rFonts w:ascii="Tahoma" w:eastAsia="微软雅黑" w:hAnsi="Tahoma" w:hint="eastAsia"/>
+          <w:kern w:val="0"/>
+          <w:sz w:val="22"/>
+        </w:rPr>
+        <w:t>在水池子周边寻找注水口并找到注水口开关，打开开关并注满水。</w:t>
+      </w:r>
+    </w:p>
+    <w:p>
+      <w:pPr>
+        <w:widowControl/>
+        <w:adjustRightInd w:val="0"/>
+        <w:snapToGrid w:val="0"/>
+        <w:ind w:left="420" w:firstLine="420"/>
+        <w:jc w:val="left"/>
+        <w:rPr>
+          <w:rFonts w:ascii="Tahoma" w:eastAsia="微软雅黑" w:hAnsi="Tahoma"/>
+          <w:color w:val="A6A6A6" w:themeColor="background1" w:themeShade="A6"/>
+          <w:kern w:val="0"/>
+          <w:sz w:val="22"/>
+        </w:rPr>
+      </w:pPr>
+      <w:r>
+        <w:rPr>
+          <w:rFonts w:ascii="Tahoma" w:eastAsia="微软雅黑" w:hAnsi="Tahoma" w:hint="eastAsia"/>
+          <w:color w:val="A6A6A6" w:themeColor="background1" w:themeShade="A6"/>
+          <w:kern w:val="0"/>
+          <w:sz w:val="22"/>
+        </w:rPr>
+        <w:t>寻找示例中</w:t>
+      </w:r>
+      <w:r>
+        <w:rPr>
+          <w:rFonts w:ascii="Tahoma" w:eastAsia="微软雅黑" w:hAnsi="Tahoma" w:hint="eastAsia"/>
+          <w:color w:val="A6A6A6" w:themeColor="background1" w:themeShade="A6"/>
+          <w:kern w:val="0"/>
+          <w:sz w:val="22"/>
+        </w:rPr>
+        <w:t>相关</w:t>
+      </w:r>
+      <w:r>
+        <w:rPr>
+          <w:rFonts w:ascii="Tahoma" w:eastAsia="微软雅黑" w:hAnsi="Tahoma" w:hint="eastAsia"/>
+          <w:color w:val="A6A6A6" w:themeColor="background1" w:themeShade="A6"/>
+          <w:kern w:val="0"/>
+          <w:sz w:val="22"/>
+        </w:rPr>
+        <w:t>的插件</w:t>
+      </w:r>
+      <w:r>
+        <w:rPr>
+          <w:rFonts w:ascii="Tahoma" w:eastAsia="微软雅黑" w:hAnsi="Tahoma" w:hint="eastAsia"/>
+          <w:color w:val="A6A6A6" w:themeColor="background1" w:themeShade="A6"/>
+          <w:kern w:val="0"/>
+          <w:sz w:val="22"/>
+        </w:rPr>
+        <w:t>、相关的文档</w:t>
+      </w:r>
+      <w:r>
+        <w:rPr>
+          <w:rFonts w:ascii="Tahoma" w:eastAsia="微软雅黑" w:hAnsi="Tahoma" w:hint="eastAsia"/>
+          <w:color w:val="A6A6A6" w:themeColor="background1" w:themeShade="A6"/>
+          <w:kern w:val="0"/>
+          <w:sz w:val="22"/>
+        </w:rPr>
+        <w:t>，找到后</w:t>
+      </w:r>
+      <w:r>
+        <w:rPr>
+          <w:rFonts w:ascii="Tahoma" w:eastAsia="微软雅黑" w:hAnsi="Tahoma" w:hint="eastAsia"/>
+          <w:color w:val="A6A6A6" w:themeColor="background1" w:themeShade="A6"/>
+          <w:kern w:val="0"/>
+          <w:sz w:val="22"/>
+        </w:rPr>
+        <w:t>，</w:t>
+      </w:r>
+      <w:r>
+        <w:rPr>
+          <w:rFonts w:ascii="Tahoma" w:eastAsia="微软雅黑" w:hAnsi="Tahoma" w:hint="eastAsia"/>
+          <w:color w:val="A6A6A6" w:themeColor="background1" w:themeShade="A6"/>
+          <w:kern w:val="0"/>
+          <w:sz w:val="22"/>
+        </w:rPr>
+        <w:t>尝试实现功能。</w:t>
+      </w:r>
+    </w:p>
+    <w:p>
+      <w:pPr>
+        <w:widowControl/>
+        <w:adjustRightInd w:val="0"/>
+        <w:snapToGrid w:val="0"/>
+        <w:ind w:left="420" w:firstLine="420"/>
+        <w:jc w:val="left"/>
+        <w:rPr>
+          <w:rFonts w:ascii="Tahoma" w:eastAsia="微软雅黑" w:hAnsi="Tahoma"/>
+          <w:kern w:val="0"/>
+          <w:sz w:val="22"/>
+        </w:rPr>
+      </w:pPr>
+      <w:r>
+        <w:rPr>
+          <w:rFonts w:ascii="Tahoma" w:eastAsia="微软雅黑" w:hAnsi="Tahoma" w:hint="eastAsia"/>
+          <w:kern w:val="0"/>
+          <w:sz w:val="22"/>
+        </w:rPr>
+        <w:t>如果找不到</w:t>
+      </w:r>
+      <w:r>
+        <w:rPr>
+          <w:rFonts w:ascii="Tahoma" w:eastAsia="微软雅黑" w:hAnsi="Tahoma" w:hint="eastAsia"/>
+          <w:kern w:val="0"/>
+          <w:sz w:val="22"/>
+        </w:rPr>
+        <w:t>注水口</w:t>
+      </w:r>
+      <w:r>
+        <w:rPr>
+          <w:rFonts w:ascii="Tahoma" w:eastAsia="微软雅黑" w:hAnsi="Tahoma" w:hint="eastAsia"/>
+          <w:kern w:val="0"/>
+          <w:sz w:val="22"/>
+        </w:rPr>
+        <w:t>，就放弃。</w:t>
+      </w:r>
+    </w:p>
+    <w:p>
+      <w:pPr>
+        <w:widowControl/>
+        <w:adjustRightInd w:val="0"/>
+        <w:snapToGrid w:val="0"/>
+        <w:ind w:left="420" w:firstLine="420"/>
+        <w:jc w:val="left"/>
+        <w:rPr>
+          <w:rFonts w:ascii="Tahoma" w:eastAsia="微软雅黑" w:hAnsi="Tahoma" w:hint="eastAsia"/>
+          <w:kern w:val="0"/>
+          <w:sz w:val="22"/>
+        </w:rPr>
+      </w:pPr>
+      <w:r>
+        <w:rPr>
+          <w:rFonts w:ascii="Tahoma" w:eastAsia="微软雅黑" w:hAnsi="Tahoma" w:hint="eastAsia"/>
+          <w:color w:val="A6A6A6" w:themeColor="background1" w:themeShade="A6"/>
+          <w:kern w:val="0"/>
+          <w:sz w:val="22"/>
+        </w:rPr>
+        <w:t>如果找不到插件</w:t>
+      </w:r>
+      <w:r>
+        <w:rPr>
+          <w:rFonts w:ascii="Tahoma" w:eastAsia="微软雅黑" w:hAnsi="Tahoma" w:hint="eastAsia"/>
+          <w:color w:val="A6A6A6" w:themeColor="background1" w:themeShade="A6"/>
+          <w:kern w:val="0"/>
+          <w:sz w:val="22"/>
+        </w:rPr>
+        <w:t>或文档</w:t>
+      </w:r>
+      <w:r>
+        <w:rPr>
+          <w:rFonts w:ascii="Tahoma" w:eastAsia="微软雅黑" w:hAnsi="Tahoma" w:hint="eastAsia"/>
+          <w:color w:val="A6A6A6" w:themeColor="background1" w:themeShade="A6"/>
+          <w:kern w:val="0"/>
+          <w:sz w:val="22"/>
+        </w:rPr>
+        <w:t>，</w:t>
+      </w:r>
+      <w:r>
+        <w:rPr>
+          <w:rFonts w:ascii="Tahoma" w:eastAsia="微软雅黑" w:hAnsi="Tahoma" w:hint="eastAsia"/>
+          <w:color w:val="A6A6A6" w:themeColor="background1" w:themeShade="A6"/>
+          <w:kern w:val="0"/>
+          <w:sz w:val="22"/>
+        </w:rPr>
+        <w:t>就</w:t>
+      </w:r>
+      <w:r>
+        <w:rPr>
+          <w:rFonts w:ascii="Tahoma" w:eastAsia="微软雅黑" w:hAnsi="Tahoma" w:hint="eastAsia"/>
+          <w:color w:val="A6A6A6" w:themeColor="background1" w:themeShade="A6"/>
+          <w:kern w:val="0"/>
+          <w:sz w:val="22"/>
+        </w:rPr>
+        <w:t>放弃那个功能。</w:t>
+      </w:r>
+    </w:p>
+    <w:p>
+      <w:pPr>
+        <w:widowControl/>
+        <w:adjustRightInd w:val="0"/>
+        <w:snapToGrid w:val="0"/>
+        <w:ind w:firstLine="420"/>
         <w:jc w:val="left"/>
         <w:rPr>
           <w:rFonts w:ascii="Tahoma" w:eastAsia="微软雅黑" w:hAnsi="Tahoma"/>
           <w:b/>
-          <w:kern w:val="0"/>
-          <w:sz w:val="22"/>
-        </w:rPr>
-      </w:pPr>
-      <w:r>
-        <w:rPr>
-          <w:rFonts w:ascii="Tahoma" w:eastAsia="微软雅黑" w:hAnsi="Tahoma" w:hint="eastAsia"/>
-          <w:kern w:val="0"/>
-          <w:sz w:val="22"/>
-        </w:rPr>
+          <w:bCs/>
+          <w:kern w:val="0"/>
+          <w:sz w:val="22"/>
+        </w:rPr>
+      </w:pPr>
+      <w:r>
+        <w:rPr>
+          <w:rFonts w:ascii="Tahoma" w:eastAsia="微软雅黑" w:hAnsi="Tahoma" w:hint="eastAsia"/>
+          <w:b/>
+          <w:bCs/>
+          <w:kern w:val="0"/>
+          <w:sz w:val="22"/>
+        </w:rPr>
+        <w:t>方法</w:t>
+      </w:r>
+      <w:r>
+        <w:rPr>
+          <w:rFonts w:ascii="Tahoma" w:eastAsia="微软雅黑" w:hAnsi="Tahoma" w:hint="eastAsia"/>
+          <w:b/>
+          <w:bCs/>
+          <w:kern w:val="0"/>
+          <w:sz w:val="22"/>
+        </w:rPr>
+        <w:t>2</w:t>
+      </w:r>
+      <w:r>
+        <w:rPr>
+          <w:rFonts w:ascii="Tahoma" w:eastAsia="微软雅黑" w:hAnsi="Tahoma" w:hint="eastAsia"/>
+          <w:b/>
+          <w:bCs/>
+          <w:kern w:val="0"/>
+          <w:sz w:val="22"/>
+        </w:rPr>
+        <w:t>：</w:t>
+      </w:r>
+    </w:p>
+    <w:p>
+      <w:pPr>
+        <w:widowControl/>
+        <w:adjustRightInd w:val="0"/>
+        <w:snapToGrid w:val="0"/>
+        <w:ind w:left="420" w:firstLine="420"/>
+        <w:jc w:val="left"/>
+        <w:rPr>
+          <w:rFonts w:ascii="Tahoma" w:eastAsia="微软雅黑" w:hAnsi="Tahoma"/>
+          <w:kern w:val="0"/>
+          <w:sz w:val="22"/>
+        </w:rPr>
+      </w:pPr>
+      <w:r>
+        <w:rPr>
+          <w:rFonts w:ascii="Tahoma" w:eastAsia="微软雅黑" w:hAnsi="Tahoma" w:hint="eastAsia"/>
+          <w:kern w:val="0"/>
+          <w:sz w:val="22"/>
+        </w:rPr>
+        <w:t>在水池子周边寻找小型的自来水水龙头</w:t>
+      </w:r>
+      <w:r>
+        <w:rPr>
+          <w:rFonts w:ascii="Tahoma" w:eastAsia="微软雅黑" w:hAnsi="Tahoma" w:hint="eastAsia"/>
+          <w:kern w:val="0"/>
+          <w:sz w:val="22"/>
+        </w:rPr>
+        <w:t>。</w:t>
+      </w:r>
+    </w:p>
+    <w:p>
+      <w:pPr>
+        <w:widowControl/>
+        <w:adjustRightInd w:val="0"/>
+        <w:snapToGrid w:val="0"/>
+        <w:ind w:left="420" w:firstLine="420"/>
+        <w:jc w:val="left"/>
+        <w:rPr>
+          <w:rFonts w:ascii="Tahoma" w:eastAsia="微软雅黑" w:hAnsi="Tahoma" w:hint="eastAsia"/>
+          <w:color w:val="A6A6A6" w:themeColor="background1" w:themeShade="A6"/>
+          <w:kern w:val="0"/>
+          <w:sz w:val="22"/>
+        </w:rPr>
+      </w:pPr>
+      <w:r>
+        <w:rPr>
+          <w:rFonts w:ascii="Tahoma" w:eastAsia="微软雅黑" w:hAnsi="Tahoma" w:hint="eastAsia"/>
+          <w:color w:val="A6A6A6" w:themeColor="background1" w:themeShade="A6"/>
+          <w:kern w:val="0"/>
+          <w:sz w:val="22"/>
+        </w:rPr>
+        <w:t>寻找示例中，可能相关</w:t>
+      </w:r>
+      <w:r>
+        <w:rPr>
+          <w:rFonts w:ascii="Tahoma" w:eastAsia="微软雅黑" w:hAnsi="Tahoma" w:hint="eastAsia"/>
+          <w:color w:val="A6A6A6" w:themeColor="background1" w:themeShade="A6"/>
+          <w:kern w:val="0"/>
+          <w:sz w:val="22"/>
+        </w:rPr>
+        <w:t>、</w:t>
+      </w:r>
+      <w:r>
+        <w:rPr>
+          <w:rFonts w:ascii="Tahoma" w:eastAsia="微软雅黑" w:hAnsi="Tahoma" w:hint="eastAsia"/>
+          <w:color w:val="A6A6A6" w:themeColor="background1" w:themeShade="A6"/>
+          <w:kern w:val="0"/>
+          <w:sz w:val="22"/>
+        </w:rPr>
+        <w:t>能实现的</w:t>
+      </w:r>
+      <w:r>
+        <w:rPr>
+          <w:rFonts w:ascii="Tahoma" w:eastAsia="微软雅黑" w:hAnsi="Tahoma" w:hint="eastAsia"/>
+          <w:color w:val="A6A6A6" w:themeColor="background1" w:themeShade="A6"/>
+          <w:kern w:val="0"/>
+          <w:sz w:val="22"/>
+        </w:rPr>
+        <w:t>类似</w:t>
+      </w:r>
+      <w:r>
+        <w:rPr>
+          <w:rFonts w:ascii="Tahoma" w:eastAsia="微软雅黑" w:hAnsi="Tahoma" w:hint="eastAsia"/>
+          <w:color w:val="A6A6A6" w:themeColor="background1" w:themeShade="A6"/>
+          <w:kern w:val="0"/>
+          <w:sz w:val="22"/>
+        </w:rPr>
+        <w:t>插件。</w:t>
+      </w:r>
+    </w:p>
+    <w:p>
+      <w:pPr>
+        <w:widowControl/>
+        <w:adjustRightInd w:val="0"/>
+        <w:snapToGrid w:val="0"/>
+        <w:ind w:left="420" w:firstLine="420"/>
+        <w:jc w:val="left"/>
+        <w:rPr>
+          <w:rFonts w:ascii="Tahoma" w:eastAsia="微软雅黑" w:hAnsi="Tahoma"/>
+          <w:kern w:val="0"/>
+          <w:sz w:val="22"/>
+        </w:rPr>
+      </w:pPr>
+      <w:r>
+        <w:rPr>
+          <w:rFonts w:ascii="Tahoma" w:eastAsia="微软雅黑" w:hAnsi="Tahoma" w:hint="eastAsia"/>
+          <w:kern w:val="0"/>
+          <w:sz w:val="22"/>
+        </w:rPr>
+        <w:t>然后准备</w:t>
+      </w:r>
+      <w:proofErr w:type="gramStart"/>
+      <w:r>
+        <w:rPr>
+          <w:rFonts w:ascii="Tahoma" w:eastAsia="微软雅黑" w:hAnsi="Tahoma" w:hint="eastAsia"/>
+          <w:kern w:val="0"/>
+          <w:sz w:val="22"/>
+        </w:rPr>
+        <w:t>一</w:t>
+      </w:r>
+      <w:proofErr w:type="gramEnd"/>
+      <w:r>
+        <w:rPr>
+          <w:rFonts w:ascii="Tahoma" w:eastAsia="微软雅黑" w:hAnsi="Tahoma" w:hint="eastAsia"/>
+          <w:kern w:val="0"/>
+          <w:sz w:val="22"/>
+        </w:rPr>
+        <w:t>根管子，打开水龙头将水引到水池子中。</w:t>
+      </w:r>
+    </w:p>
+    <w:p>
+      <w:pPr>
+        <w:widowControl/>
+        <w:adjustRightInd w:val="0"/>
+        <w:snapToGrid w:val="0"/>
+        <w:ind w:left="420" w:firstLine="420"/>
+        <w:jc w:val="left"/>
+        <w:rPr>
+          <w:rFonts w:ascii="Tahoma" w:eastAsia="微软雅黑" w:hAnsi="Tahoma" w:hint="eastAsia"/>
+          <w:color w:val="A6A6A6" w:themeColor="background1" w:themeShade="A6"/>
+          <w:kern w:val="0"/>
+          <w:sz w:val="22"/>
+        </w:rPr>
+      </w:pPr>
+      <w:r>
+        <w:rPr>
+          <w:rFonts w:ascii="Tahoma" w:eastAsia="微软雅黑" w:hAnsi="Tahoma" w:hint="eastAsia"/>
+          <w:color w:val="A6A6A6" w:themeColor="background1" w:themeShade="A6"/>
+          <w:kern w:val="0"/>
+          <w:sz w:val="22"/>
+        </w:rPr>
+        <w:t>自己使用开关、变量</w:t>
+      </w:r>
+      <w:r>
+        <w:rPr>
+          <w:rFonts w:ascii="Tahoma" w:eastAsia="微软雅黑" w:hAnsi="Tahoma" w:hint="eastAsia"/>
+          <w:color w:val="A6A6A6" w:themeColor="background1" w:themeShade="A6"/>
+          <w:kern w:val="0"/>
+          <w:sz w:val="22"/>
+        </w:rPr>
+        <w:t>、插件指令，手写一个事件，勉强实现自己想要的功能。</w:t>
+      </w:r>
+    </w:p>
+    <w:p>
+      <w:pPr>
+        <w:widowControl/>
+        <w:adjustRightInd w:val="0"/>
+        <w:snapToGrid w:val="0"/>
+        <w:ind w:left="420" w:firstLine="420"/>
+        <w:jc w:val="left"/>
+        <w:rPr>
+          <w:rFonts w:ascii="Tahoma" w:eastAsia="微软雅黑" w:hAnsi="Tahoma"/>
+          <w:kern w:val="0"/>
+          <w:sz w:val="22"/>
+        </w:rPr>
+      </w:pPr>
+      <w:r>
+        <w:rPr>
+          <w:rFonts w:ascii="Tahoma" w:eastAsia="微软雅黑" w:hAnsi="Tahoma" w:hint="eastAsia"/>
+          <w:kern w:val="0"/>
+          <w:sz w:val="22"/>
+        </w:rPr>
+        <w:t>必要时，</w:t>
+      </w:r>
+      <w:r>
+        <w:rPr>
+          <w:rFonts w:ascii="Tahoma" w:eastAsia="微软雅黑" w:hAnsi="Tahoma" w:hint="eastAsia"/>
+          <w:kern w:val="0"/>
+          <w:sz w:val="22"/>
+        </w:rPr>
+        <w:t>购买足够多的桶装水</w:t>
+      </w:r>
+      <w:r>
+        <w:rPr>
+          <w:rFonts w:ascii="Tahoma" w:eastAsia="微软雅黑" w:hAnsi="Tahoma" w:hint="eastAsia"/>
+          <w:kern w:val="0"/>
+          <w:sz w:val="22"/>
+        </w:rPr>
+        <w:t>，</w:t>
+      </w:r>
+      <w:r>
+        <w:rPr>
+          <w:rFonts w:ascii="Tahoma" w:eastAsia="微软雅黑" w:hAnsi="Tahoma" w:hint="eastAsia"/>
+          <w:kern w:val="0"/>
+          <w:sz w:val="22"/>
+        </w:rPr>
+        <w:t>打开灌水，直到装满水池子。</w:t>
+      </w:r>
+    </w:p>
+    <w:p>
+      <w:pPr>
+        <w:widowControl/>
+        <w:adjustRightInd w:val="0"/>
+        <w:snapToGrid w:val="0"/>
+        <w:ind w:left="420" w:firstLine="420"/>
+        <w:jc w:val="left"/>
+        <w:rPr>
+          <w:rFonts w:ascii="Tahoma" w:eastAsia="微软雅黑" w:hAnsi="Tahoma" w:hint="eastAsia"/>
+          <w:color w:val="A6A6A6" w:themeColor="background1" w:themeShade="A6"/>
+          <w:kern w:val="0"/>
+          <w:sz w:val="22"/>
+        </w:rPr>
+      </w:pPr>
+      <w:r>
+        <w:rPr>
+          <w:rFonts w:ascii="Tahoma" w:eastAsia="微软雅黑" w:hAnsi="Tahoma" w:hint="eastAsia"/>
+          <w:color w:val="A6A6A6" w:themeColor="background1" w:themeShade="A6"/>
+          <w:kern w:val="0"/>
+          <w:sz w:val="22"/>
+        </w:rPr>
+        <w:t>自己实现</w:t>
+      </w:r>
+      <w:r>
+        <w:rPr>
+          <w:rFonts w:ascii="Tahoma" w:eastAsia="微软雅黑" w:hAnsi="Tahoma" w:hint="eastAsia"/>
+          <w:color w:val="A6A6A6" w:themeColor="background1" w:themeShade="A6"/>
+          <w:kern w:val="0"/>
+          <w:sz w:val="22"/>
+        </w:rPr>
+        <w:t>会</w:t>
+      </w:r>
+      <w:r>
+        <w:rPr>
+          <w:rFonts w:ascii="Tahoma" w:eastAsia="微软雅黑" w:hAnsi="Tahoma" w:hint="eastAsia"/>
+          <w:color w:val="A6A6A6" w:themeColor="background1" w:themeShade="A6"/>
+          <w:kern w:val="0"/>
+          <w:sz w:val="22"/>
+        </w:rPr>
+        <w:t>有很多瑕疵，通过</w:t>
+      </w:r>
+      <w:r>
+        <w:rPr>
+          <w:rFonts w:ascii="Tahoma" w:eastAsia="微软雅黑" w:hAnsi="Tahoma" w:hint="eastAsia"/>
+          <w:color w:val="A6A6A6" w:themeColor="background1" w:themeShade="A6"/>
+          <w:kern w:val="0"/>
+          <w:sz w:val="22"/>
+        </w:rPr>
+        <w:t>堆</w:t>
+      </w:r>
+      <w:r>
+        <w:rPr>
+          <w:rFonts w:ascii="Tahoma" w:eastAsia="微软雅黑" w:hAnsi="Tahoma" w:hint="eastAsia"/>
+          <w:color w:val="A6A6A6" w:themeColor="background1" w:themeShade="A6"/>
+          <w:kern w:val="0"/>
+          <w:sz w:val="22"/>
+        </w:rPr>
+        <w:t>美术、</w:t>
+      </w:r>
+      <w:r>
+        <w:rPr>
+          <w:rFonts w:ascii="Tahoma" w:eastAsia="微软雅黑" w:hAnsi="Tahoma" w:hint="eastAsia"/>
+          <w:color w:val="A6A6A6" w:themeColor="background1" w:themeShade="A6"/>
+          <w:kern w:val="0"/>
+          <w:sz w:val="22"/>
+        </w:rPr>
+        <w:t>固定</w:t>
+      </w:r>
+      <w:r>
+        <w:rPr>
+          <w:rFonts w:ascii="Tahoma" w:eastAsia="微软雅黑" w:hAnsi="Tahoma" w:hint="eastAsia"/>
+          <w:color w:val="A6A6A6" w:themeColor="background1" w:themeShade="A6"/>
+          <w:kern w:val="0"/>
+          <w:sz w:val="22"/>
+        </w:rPr>
+        <w:t>游戏机制，玩家接触不到</w:t>
+      </w:r>
+      <w:r>
+        <w:rPr>
+          <w:rFonts w:ascii="Tahoma" w:eastAsia="微软雅黑" w:hAnsi="Tahoma" w:hint="eastAsia"/>
+          <w:color w:val="A6A6A6" w:themeColor="background1" w:themeShade="A6"/>
+          <w:kern w:val="0"/>
+          <w:sz w:val="22"/>
+        </w:rPr>
+        <w:t>就行</w:t>
+      </w:r>
+      <w:r>
+        <w:rPr>
+          <w:rFonts w:ascii="Tahoma" w:eastAsia="微软雅黑" w:hAnsi="Tahoma" w:hint="eastAsia"/>
+          <w:color w:val="A6A6A6" w:themeColor="background1" w:themeShade="A6"/>
+          <w:kern w:val="0"/>
+          <w:sz w:val="22"/>
+        </w:rPr>
+        <w:t>。</w:t>
+      </w:r>
+    </w:p>
+    <w:p>
+      <w:pPr>
+        <w:widowControl/>
+        <w:adjustRightInd w:val="0"/>
+        <w:snapToGrid w:val="0"/>
+        <w:ind w:firstLine="420"/>
+        <w:jc w:val="left"/>
+        <w:rPr>
+          <w:rFonts w:ascii="Tahoma" w:eastAsia="微软雅黑" w:hAnsi="Tahoma"/>
+          <w:b/>
+          <w:bCs/>
+          <w:kern w:val="0"/>
+          <w:sz w:val="22"/>
+        </w:rPr>
+      </w:pPr>
+      <w:r>
+        <w:rPr>
+          <w:rFonts w:ascii="Tahoma" w:eastAsia="微软雅黑" w:hAnsi="Tahoma" w:hint="eastAsia"/>
+          <w:b/>
+          <w:bCs/>
+          <w:kern w:val="0"/>
+          <w:sz w:val="22"/>
+        </w:rPr>
+        <w:t>方法</w:t>
+      </w:r>
+      <w:r>
+        <w:rPr>
+          <w:rFonts w:ascii="Tahoma" w:eastAsia="微软雅黑" w:hAnsi="Tahoma" w:hint="eastAsia"/>
+          <w:b/>
+          <w:bCs/>
+          <w:kern w:val="0"/>
+          <w:sz w:val="22"/>
+        </w:rPr>
+        <w:t>3</w:t>
+      </w:r>
+      <w:r>
+        <w:rPr>
+          <w:rFonts w:ascii="Tahoma" w:eastAsia="微软雅黑" w:hAnsi="Tahoma" w:hint="eastAsia"/>
+          <w:b/>
+          <w:bCs/>
+          <w:kern w:val="0"/>
+          <w:sz w:val="22"/>
+        </w:rPr>
+        <w:t>：</w:t>
+      </w:r>
+    </w:p>
+    <w:p>
+      <w:pPr>
+        <w:widowControl/>
+        <w:adjustRightInd w:val="0"/>
+        <w:snapToGrid w:val="0"/>
+        <w:ind w:left="420" w:firstLine="420"/>
+        <w:jc w:val="left"/>
+        <w:rPr>
+          <w:rFonts w:ascii="Tahoma" w:eastAsia="微软雅黑" w:hAnsi="Tahoma"/>
+          <w:kern w:val="0"/>
+          <w:sz w:val="22"/>
+        </w:rPr>
+      </w:pPr>
+      <w:r>
+        <w:rPr>
+          <w:rFonts w:ascii="Tahoma" w:eastAsia="微软雅黑" w:hAnsi="Tahoma" w:hint="eastAsia"/>
+          <w:kern w:val="0"/>
+          <w:sz w:val="22"/>
+        </w:rPr>
+        <w:t>找</w:t>
+      </w:r>
+      <w:r>
+        <w:rPr>
+          <w:rFonts w:ascii="Tahoma" w:eastAsia="微软雅黑" w:hAnsi="Tahoma" w:hint="eastAsia"/>
+          <w:kern w:val="0"/>
+          <w:sz w:val="22"/>
+        </w:rPr>
+        <w:t>多个</w:t>
+      </w:r>
+      <w:r>
+        <w:rPr>
+          <w:rFonts w:ascii="Tahoma" w:eastAsia="微软雅黑" w:hAnsi="Tahoma" w:hint="eastAsia"/>
+          <w:kern w:val="0"/>
+          <w:sz w:val="22"/>
+        </w:rPr>
+        <w:t>人代理，帮忙购买水，可以是水车运送，可以是</w:t>
+      </w:r>
+      <w:r>
+        <w:rPr>
+          <w:rFonts w:ascii="Tahoma" w:eastAsia="微软雅黑" w:hAnsi="Tahoma" w:hint="eastAsia"/>
+          <w:kern w:val="0"/>
+          <w:sz w:val="22"/>
+        </w:rPr>
+        <w:t>开辟新的</w:t>
+      </w:r>
+      <w:r>
+        <w:rPr>
+          <w:rFonts w:ascii="Tahoma" w:eastAsia="微软雅黑" w:hAnsi="Tahoma" w:hint="eastAsia"/>
+          <w:kern w:val="0"/>
+          <w:sz w:val="22"/>
+        </w:rPr>
+        <w:t>注水口。</w:t>
+      </w:r>
+    </w:p>
+    <w:p>
+      <w:pPr>
+        <w:widowControl/>
+        <w:adjustRightInd w:val="0"/>
+        <w:snapToGrid w:val="0"/>
+        <w:ind w:left="420" w:firstLine="420"/>
+        <w:jc w:val="left"/>
+        <w:rPr>
+          <w:rFonts w:ascii="Tahoma" w:eastAsia="微软雅黑" w:hAnsi="Tahoma"/>
+          <w:color w:val="A6A6A6" w:themeColor="background1" w:themeShade="A6"/>
+          <w:kern w:val="0"/>
+          <w:sz w:val="22"/>
+        </w:rPr>
+      </w:pPr>
+      <w:r>
+        <w:rPr>
+          <w:rFonts w:ascii="Tahoma" w:eastAsia="微软雅黑" w:hAnsi="Tahoma" w:hint="eastAsia"/>
+          <w:color w:val="A6A6A6" w:themeColor="background1" w:themeShade="A6"/>
+          <w:kern w:val="0"/>
+          <w:sz w:val="22"/>
+        </w:rPr>
+        <w:t>找</w:t>
+      </w:r>
+      <w:r>
+        <w:rPr>
+          <w:rFonts w:ascii="Tahoma" w:eastAsia="微软雅黑" w:hAnsi="Tahoma" w:hint="eastAsia"/>
+          <w:color w:val="A6A6A6" w:themeColor="background1" w:themeShade="A6"/>
+          <w:kern w:val="0"/>
+          <w:sz w:val="22"/>
+        </w:rPr>
+        <w:t>程序员接单，</w:t>
+      </w:r>
+      <w:r>
+        <w:rPr>
+          <w:rFonts w:ascii="Tahoma" w:eastAsia="微软雅黑" w:hAnsi="Tahoma" w:hint="eastAsia"/>
+          <w:color w:val="A6A6A6" w:themeColor="background1" w:themeShade="A6"/>
+          <w:kern w:val="0"/>
+          <w:sz w:val="22"/>
+        </w:rPr>
+        <w:t>找</w:t>
+      </w:r>
+      <w:r>
+        <w:rPr>
+          <w:rFonts w:ascii="Tahoma" w:eastAsia="微软雅黑" w:hAnsi="Tahoma" w:hint="eastAsia"/>
+          <w:color w:val="A6A6A6" w:themeColor="background1" w:themeShade="A6"/>
+          <w:kern w:val="0"/>
+          <w:sz w:val="22"/>
+        </w:rPr>
+        <w:t>画师接单</w:t>
+      </w:r>
+      <w:r>
+        <w:rPr>
+          <w:rFonts w:ascii="Tahoma" w:eastAsia="微软雅黑" w:hAnsi="Tahoma" w:hint="eastAsia"/>
+          <w:color w:val="A6A6A6" w:themeColor="background1" w:themeShade="A6"/>
+          <w:kern w:val="0"/>
+          <w:sz w:val="22"/>
+        </w:rPr>
+        <w:t>，来实现功能</w:t>
+      </w:r>
+      <w:r>
+        <w:rPr>
+          <w:rFonts w:ascii="Tahoma" w:eastAsia="微软雅黑" w:hAnsi="Tahoma" w:hint="eastAsia"/>
+          <w:color w:val="A6A6A6" w:themeColor="background1" w:themeShade="A6"/>
+          <w:kern w:val="0"/>
+          <w:sz w:val="22"/>
+        </w:rPr>
+        <w:t>。</w:t>
+      </w:r>
+    </w:p>
+    <w:p>
+      <w:pPr>
+        <w:widowControl/>
+        <w:adjustRightInd w:val="0"/>
+        <w:snapToGrid w:val="0"/>
+        <w:ind w:left="420" w:firstLine="420"/>
+        <w:jc w:val="left"/>
+        <w:rPr>
+          <w:rFonts w:ascii="Tahoma" w:eastAsia="微软雅黑" w:hAnsi="Tahoma"/>
+          <w:kern w:val="0"/>
+          <w:sz w:val="22"/>
+        </w:rPr>
+      </w:pPr>
+      <w:r>
+        <w:rPr>
+          <w:rFonts w:ascii="Tahoma" w:eastAsia="微软雅黑" w:hAnsi="Tahoma" w:hint="eastAsia"/>
+          <w:kern w:val="0"/>
+          <w:sz w:val="22"/>
+        </w:rPr>
+        <w:t>但注意，不同人的水源不一样，</w:t>
+      </w:r>
+      <w:r>
+        <w:rPr>
+          <w:rFonts w:ascii="Tahoma" w:eastAsia="微软雅黑" w:hAnsi="Tahoma" w:hint="eastAsia"/>
+          <w:kern w:val="0"/>
+          <w:sz w:val="22"/>
+        </w:rPr>
+        <w:t>混合时</w:t>
+      </w:r>
+      <w:r>
+        <w:rPr>
+          <w:rFonts w:ascii="Tahoma" w:eastAsia="微软雅黑" w:hAnsi="Tahoma" w:hint="eastAsia"/>
+          <w:kern w:val="0"/>
+          <w:sz w:val="22"/>
+        </w:rPr>
+        <w:t>需要</w:t>
+      </w:r>
+      <w:r>
+        <w:rPr>
+          <w:rFonts w:ascii="Tahoma" w:eastAsia="微软雅黑" w:hAnsi="Tahoma" w:hint="eastAsia"/>
+          <w:kern w:val="0"/>
+          <w:sz w:val="22"/>
+        </w:rPr>
+        <w:t>慎重</w:t>
+      </w:r>
+      <w:r>
+        <w:rPr>
+          <w:rFonts w:ascii="Tahoma" w:eastAsia="微软雅黑" w:hAnsi="Tahoma" w:hint="eastAsia"/>
+          <w:kern w:val="0"/>
+          <w:sz w:val="22"/>
+        </w:rPr>
+        <w:t>考虑</w:t>
+      </w:r>
+      <w:r>
+        <w:rPr>
+          <w:rFonts w:ascii="Tahoma" w:eastAsia="微软雅黑" w:hAnsi="Tahoma" w:hint="eastAsia"/>
+          <w:kern w:val="0"/>
+          <w:sz w:val="22"/>
+        </w:rPr>
+        <w:t>。</w:t>
+      </w:r>
+    </w:p>
+    <w:p>
+      <w:pPr>
+        <w:widowControl/>
+        <w:adjustRightInd w:val="0"/>
+        <w:snapToGrid w:val="0"/>
+        <w:ind w:left="420" w:firstLine="420"/>
+        <w:jc w:val="left"/>
+        <w:rPr>
+          <w:rFonts w:ascii="Tahoma" w:eastAsia="微软雅黑" w:hAnsi="Tahoma" w:hint="eastAsia"/>
+          <w:color w:val="A6A6A6" w:themeColor="background1" w:themeShade="A6"/>
+          <w:kern w:val="0"/>
+          <w:sz w:val="22"/>
+        </w:rPr>
+      </w:pPr>
+      <w:r>
+        <w:rPr>
+          <w:rFonts w:ascii="Tahoma" w:eastAsia="微软雅黑" w:hAnsi="Tahoma" w:hint="eastAsia"/>
+          <w:color w:val="A6A6A6" w:themeColor="background1" w:themeShade="A6"/>
+          <w:kern w:val="0"/>
+          <w:sz w:val="22"/>
+        </w:rPr>
+        <w:t>程序员写的插件不一定兼容，画师的画风不一定统一</w:t>
+      </w:r>
+      <w:r>
+        <w:rPr>
+          <w:rFonts w:ascii="Tahoma" w:eastAsia="微软雅黑" w:hAnsi="Tahoma" w:hint="eastAsia"/>
+          <w:color w:val="A6A6A6" w:themeColor="background1" w:themeShade="A6"/>
+          <w:kern w:val="0"/>
+          <w:sz w:val="22"/>
+        </w:rPr>
+        <w:t>，合作还可能会引起纠纷</w:t>
+      </w:r>
+      <w:r>
+        <w:rPr>
+          <w:rFonts w:ascii="Tahoma" w:eastAsia="微软雅黑" w:hAnsi="Tahoma" w:hint="eastAsia"/>
+          <w:color w:val="A6A6A6" w:themeColor="background1" w:themeShade="A6"/>
+          <w:kern w:val="0"/>
+          <w:sz w:val="22"/>
+        </w:rPr>
+        <w:t>。</w:t>
+      </w:r>
+    </w:p>
+    <w:p>
+      <w:pPr>
+        <w:widowControl/>
+        <w:adjustRightInd w:val="0"/>
+        <w:snapToGrid w:val="0"/>
+        <w:ind w:firstLine="420"/>
+        <w:jc w:val="left"/>
+        <w:rPr>
+          <w:rFonts w:ascii="Tahoma" w:eastAsia="微软雅黑" w:hAnsi="Tahoma"/>
+          <w:b/>
+          <w:bCs/>
+          <w:kern w:val="0"/>
+          <w:sz w:val="22"/>
+        </w:rPr>
+      </w:pPr>
+      <w:r>
+        <w:rPr>
+          <w:rFonts w:ascii="Tahoma" w:eastAsia="微软雅黑" w:hAnsi="Tahoma" w:hint="eastAsia"/>
+          <w:b/>
+          <w:bCs/>
+          <w:kern w:val="0"/>
+          <w:sz w:val="22"/>
+        </w:rPr>
+        <w:t>方法</w:t>
+      </w:r>
+      <w:r>
+        <w:rPr>
+          <w:rFonts w:ascii="Tahoma" w:eastAsia="微软雅黑" w:hAnsi="Tahoma" w:hint="eastAsia"/>
+          <w:b/>
+          <w:bCs/>
+          <w:kern w:val="0"/>
+          <w:sz w:val="22"/>
+        </w:rPr>
+        <w:t>4</w:t>
+      </w:r>
+      <w:r>
+        <w:rPr>
+          <w:rFonts w:ascii="Tahoma" w:eastAsia="微软雅黑" w:hAnsi="Tahoma" w:hint="eastAsia"/>
+          <w:b/>
+          <w:bCs/>
+          <w:kern w:val="0"/>
+          <w:sz w:val="22"/>
+        </w:rPr>
+        <w:t>：</w:t>
+      </w:r>
+    </w:p>
+    <w:p>
+      <w:pPr>
+        <w:widowControl/>
+        <w:adjustRightInd w:val="0"/>
+        <w:snapToGrid w:val="0"/>
+        <w:ind w:left="420" w:firstLine="420"/>
+        <w:jc w:val="left"/>
+        <w:rPr>
+          <w:rFonts w:ascii="Tahoma" w:eastAsia="微软雅黑" w:hAnsi="Tahoma" w:hint="eastAsia"/>
+          <w:kern w:val="0"/>
+          <w:sz w:val="22"/>
+        </w:rPr>
+      </w:pPr>
+      <w:r>
+        <w:rPr>
+          <w:rFonts w:ascii="Tahoma" w:eastAsia="微软雅黑" w:hAnsi="Tahoma" w:hint="eastAsia"/>
+          <w:kern w:val="0"/>
+          <w:sz w:val="22"/>
+        </w:rPr>
+        <w:t>承包一个已满水的水池，然后自己管理。</w:t>
+      </w:r>
+    </w:p>
+    <w:p>
+      <w:pPr>
+        <w:widowControl/>
+        <w:adjustRightInd w:val="0"/>
+        <w:snapToGrid w:val="0"/>
+        <w:ind w:left="420" w:firstLine="420"/>
+        <w:jc w:val="left"/>
+        <w:rPr>
+          <w:rFonts w:ascii="Tahoma" w:eastAsia="微软雅黑" w:hAnsi="Tahoma" w:hint="eastAsia"/>
+          <w:color w:val="A6A6A6" w:themeColor="background1" w:themeShade="A6"/>
+          <w:kern w:val="0"/>
+          <w:sz w:val="22"/>
+        </w:rPr>
+      </w:pPr>
+      <w:r>
+        <w:rPr>
+          <w:rFonts w:ascii="Tahoma" w:eastAsia="微软雅黑" w:hAnsi="Tahoma" w:hint="eastAsia"/>
+          <w:color w:val="A6A6A6" w:themeColor="background1" w:themeShade="A6"/>
+          <w:kern w:val="0"/>
+          <w:sz w:val="22"/>
+        </w:rPr>
+        <w:t>直接拿一个已经开放的完整的工程，自己改改换皮，取舍功能。</w:t>
+      </w:r>
+    </w:p>
+    <w:tbl>
+      <w:tblPr>
+        <w:tblStyle w:val="ab"/>
+        <w:tblW w:w="0" w:type="auto"/>
+        <w:tblLook w:val="04A0" w:firstRow="1" w:lastRow="0" w:firstColumn="1" w:lastColumn="0" w:noHBand="0" w:noVBand="1"/>
+      </w:tblPr>
+      <w:tblGrid>
+        <w:gridCol w:w="8522"/>
+      </w:tblGrid>
+      <w:tr>
+        <w:tc>
+          <w:tcPr>
+            <w:tcW w:w="8522" w:type="dxa"/>
+          </w:tcPr>
+          <w:p>
+            <w:pPr>
+              <w:widowControl/>
+              <w:adjustRightInd w:val="0"/>
+              <w:jc w:val="left"/>
+              <w:rPr>
+                <w:rFonts w:ascii="Tahoma" w:eastAsia="微软雅黑" w:hAnsi="Tahoma" w:hint="eastAsia"/>
+                <w:kern w:val="0"/>
+                <w:sz w:val="22"/>
+              </w:rPr>
+            </w:pPr>
+            <w:r>
+              <w:rPr>
+                <w:rFonts w:ascii="Tahoma" w:eastAsia="微软雅黑" w:hAnsi="Tahoma" w:hint="eastAsia"/>
+                <w:kern w:val="0"/>
+                <w:sz w:val="22"/>
+              </w:rPr>
+              <w:t>无论方法好坏，我们知道</w:t>
+            </w:r>
+            <w:r>
+              <w:rPr>
+                <w:rFonts w:ascii="Tahoma" w:eastAsia="微软雅黑" w:hAnsi="Tahoma" w:hint="eastAsia"/>
+                <w:kern w:val="0"/>
+                <w:sz w:val="22"/>
+              </w:rPr>
+              <w:t>这样</w:t>
+            </w:r>
+            <w:r>
+              <w:rPr>
+                <w:rFonts w:ascii="Tahoma" w:eastAsia="微软雅黑" w:hAnsi="Tahoma" w:hint="eastAsia"/>
+                <w:kern w:val="0"/>
+                <w:sz w:val="22"/>
+              </w:rPr>
+              <w:t>肯定能实现水池子注满水</w:t>
+            </w:r>
+            <w:r>
+              <w:rPr>
+                <w:rFonts w:ascii="Tahoma" w:eastAsia="微软雅黑" w:hAnsi="Tahoma" w:hint="eastAsia"/>
+                <w:kern w:val="0"/>
+                <w:sz w:val="22"/>
+              </w:rPr>
+              <w:t>，这就足够了</w:t>
+            </w:r>
+            <w:r>
+              <w:rPr>
+                <w:rFonts w:ascii="Tahoma" w:eastAsia="微软雅黑" w:hAnsi="Tahoma" w:hint="eastAsia"/>
+                <w:kern w:val="0"/>
+                <w:sz w:val="22"/>
+              </w:rPr>
+              <w:t>。</w:t>
+            </w:r>
+          </w:p>
+        </w:tc>
+      </w:tr>
+    </w:tbl>
+    <w:p>
+      <w:pPr>
+        <w:widowControl/>
+        <w:adjustRightInd w:val="0"/>
+        <w:snapToGrid w:val="0"/>
+        <w:jc w:val="left"/>
+        <w:rPr>
+          <w:rFonts w:ascii="Tahoma" w:eastAsia="微软雅黑" w:hAnsi="Tahoma" w:hint="eastAsia"/>
+          <w:kern w:val="0"/>
+          <w:sz w:val="22"/>
+        </w:rPr>
+      </w:pPr>
+    </w:p>
+    <w:p>
+      <w:pPr>
+        <w:widowControl/>
+        <w:adjustRightInd w:val="0"/>
+        <w:snapToGrid w:val="0"/>
+        <w:ind w:firstLine="420"/>
+        <w:jc w:val="left"/>
+        <w:rPr>
+          <w:rFonts w:ascii="Tahoma" w:eastAsia="微软雅黑" w:hAnsi="Tahoma" w:hint="eastAsia"/>
+          <w:kern w:val="0"/>
+          <w:sz w:val="22"/>
+        </w:rPr>
+      </w:pPr>
+      <w:r>
+        <w:rPr>
+          <w:rFonts w:ascii="Tahoma" w:eastAsia="微软雅黑" w:hAnsi="Tahoma"/>
+          <w:kern w:val="0"/>
+          <w:sz w:val="22"/>
+        </w:rPr>
+        <w:br w:type="page"/>
+      </w:r>
+    </w:p>
+    <w:p>
+      <w:pPr>
+        <w:widowControl/>
+        <w:adjustRightInd w:val="0"/>
+        <w:snapToGrid w:val="0"/>
+        <w:jc w:val="left"/>
+        <w:rPr>
+          <w:rFonts w:ascii="Tahoma" w:eastAsia="微软雅黑" w:hAnsi="Tahoma"/>
+          <w:kern w:val="0"/>
+          <w:sz w:val="22"/>
+        </w:rPr>
+      </w:pPr>
+      <w:r>
+        <w:rPr>
+          <w:rFonts w:ascii="Tahoma" w:eastAsia="微软雅黑" w:hAnsi="Tahoma" w:hint="eastAsia"/>
+          <w:kern w:val="0"/>
+          <w:sz w:val="22"/>
+        </w:rPr>
+        <w:lastRenderedPageBreak/>
         <w:t>◆</w:t>
       </w:r>
       <w:r>
@@ -8949,16 +10083,37 @@
           <w:kern w:val="0"/>
           <w:sz w:val="22"/>
         </w:rPr>
-        <w:t>作者为什么</w:t>
-      </w:r>
-      <w:r>
-        <w:rPr>
-          <w:rFonts w:ascii="Tahoma" w:eastAsia="微软雅黑" w:hAnsi="Tahoma" w:hint="eastAsia"/>
+        <w:t>作者为什么只出文档？不出视频教程？</w:t>
+      </w:r>
+    </w:p>
+    <w:p>
+      <w:pPr>
+        <w:widowControl/>
+        <w:adjustRightInd w:val="0"/>
+        <w:snapToGrid w:val="0"/>
+        <w:jc w:val="left"/>
+        <w:rPr>
+          <w:rFonts w:ascii="Tahoma" w:eastAsia="微软雅黑" w:hAnsi="Tahoma"/>
           <w:b/>
           <w:kern w:val="0"/>
           <w:sz w:val="22"/>
         </w:rPr>
-        <w:t>没做新游戏</w:t>
+      </w:pPr>
+      <w:r>
+        <w:rPr>
+          <w:rFonts w:ascii="Tahoma" w:eastAsia="微软雅黑" w:hAnsi="Tahoma" w:hint="eastAsia"/>
+          <w:kern w:val="0"/>
+          <w:sz w:val="22"/>
+        </w:rPr>
+        <w:t>◆</w:t>
+      </w:r>
+      <w:r>
+        <w:rPr>
+          <w:rFonts w:ascii="Tahoma" w:eastAsia="微软雅黑" w:hAnsi="Tahoma" w:hint="eastAsia"/>
+          <w:kern w:val="0"/>
+          <w:sz w:val="22"/>
+        </w:rPr>
+        <w:t xml:space="preserve"> </w:t>
       </w:r>
       <w:r>
         <w:rPr>
@@ -8967,7 +10122,36 @@
           <w:kern w:val="0"/>
           <w:sz w:val="22"/>
         </w:rPr>
-        <w:t>？</w:t>
+        <w:t>作者为什么没做新游戏？甚至连最新的游戏都没怎么玩？</w:t>
+      </w:r>
+    </w:p>
+    <w:p>
+      <w:pPr>
+        <w:widowControl/>
+        <w:adjustRightInd w:val="0"/>
+        <w:snapToGrid w:val="0"/>
+        <w:jc w:val="left"/>
+        <w:rPr>
+          <w:rFonts w:ascii="Tahoma" w:eastAsia="微软雅黑" w:hAnsi="Tahoma"/>
+          <w:kern w:val="0"/>
+          <w:sz w:val="22"/>
+        </w:rPr>
+      </w:pPr>
+      <w:r>
+        <w:rPr>
+          <w:rFonts w:ascii="Tahoma" w:eastAsia="微软雅黑" w:hAnsi="Tahoma" w:hint="eastAsia"/>
+          <w:kern w:val="0"/>
+          <w:sz w:val="22"/>
+        </w:rPr>
+        <w:t>◆</w:t>
+      </w:r>
+      <w:r>
+        <w:rPr>
+          <w:rFonts w:ascii="Tahoma" w:eastAsia="微软雅黑" w:hAnsi="Tahoma" w:hint="eastAsia"/>
+          <w:kern w:val="0"/>
+          <w:sz w:val="22"/>
+        </w:rPr>
+        <w:t xml:space="preserve"> </w:t>
       </w:r>
       <w:r>
         <w:rPr>
@@ -8976,36 +10160,7 @@
           <w:kern w:val="0"/>
           <w:sz w:val="22"/>
         </w:rPr>
-        <w:t>甚至连最新的游戏都没怎么玩？</w:t>
-      </w:r>
-    </w:p>
-    <w:p>
-      <w:pPr>
-        <w:widowControl/>
-        <w:adjustRightInd w:val="0"/>
-        <w:snapToGrid w:val="0"/>
-        <w:jc w:val="left"/>
-        <w:rPr>
-          <w:rFonts w:ascii="Tahoma" w:eastAsia="微软雅黑" w:hAnsi="Tahoma"/>
-          <w:kern w:val="0"/>
-          <w:sz w:val="22"/>
-        </w:rPr>
-      </w:pPr>
-      <w:r>
-        <w:rPr>
-          <w:rFonts w:ascii="Tahoma" w:eastAsia="微软雅黑" w:hAnsi="Tahoma" w:hint="eastAsia"/>
-          <w:kern w:val="0"/>
-          <w:sz w:val="22"/>
-        </w:rPr>
-        <w:t>◆</w:t>
-      </w:r>
-      <w:r>
-        <w:rPr>
-          <w:rFonts w:ascii="Tahoma" w:eastAsia="微软雅黑" w:hAnsi="Tahoma" w:hint="eastAsia"/>
-          <w:kern w:val="0"/>
-          <w:sz w:val="22"/>
-        </w:rPr>
-        <w:t xml:space="preserve"> </w:t>
+        <w:t>作者为什么更新版本越来越慢？而且之前提的</w:t>
       </w:r>
       <w:r>
         <w:rPr>
@@ -9014,7 +10169,7 @@
           <w:kern w:val="0"/>
           <w:sz w:val="22"/>
         </w:rPr>
-        <w:t>作者为什么</w:t>
+        <w:t>bug</w:t>
       </w:r>
       <w:r>
         <w:rPr>
@@ -9023,42 +10178,6 @@
           <w:kern w:val="0"/>
           <w:sz w:val="22"/>
         </w:rPr>
-        <w:t>更新版本越来越慢</w:t>
-      </w:r>
-      <w:r>
-        <w:rPr>
-          <w:rFonts w:ascii="Tahoma" w:eastAsia="微软雅黑" w:hAnsi="Tahoma" w:hint="eastAsia"/>
-          <w:b/>
-          <w:kern w:val="0"/>
-          <w:sz w:val="22"/>
-        </w:rPr>
-        <w:t>？</w:t>
-      </w:r>
-      <w:r>
-        <w:rPr>
-          <w:rFonts w:ascii="Tahoma" w:eastAsia="微软雅黑" w:hAnsi="Tahoma" w:hint="eastAsia"/>
-          <w:b/>
-          <w:kern w:val="0"/>
-          <w:sz w:val="22"/>
-        </w:rPr>
-        <w:t>而且之前提的</w:t>
-      </w:r>
-      <w:r>
-        <w:rPr>
-          <w:rFonts w:ascii="Tahoma" w:eastAsia="微软雅黑" w:hAnsi="Tahoma" w:hint="eastAsia"/>
-          <w:b/>
-          <w:kern w:val="0"/>
-          <w:sz w:val="22"/>
-        </w:rPr>
-        <w:t>bug</w:t>
-      </w:r>
-      <w:r>
-        <w:rPr>
-          <w:rFonts w:ascii="Tahoma" w:eastAsia="微软雅黑" w:hAnsi="Tahoma" w:hint="eastAsia"/>
-          <w:b/>
-          <w:kern w:val="0"/>
-          <w:sz w:val="22"/>
-        </w:rPr>
         <w:t>一直不修？</w:t>
       </w:r>
     </w:p>
@@ -9081,7 +10200,141 @@
           <w:kern w:val="0"/>
           <w:sz w:val="22"/>
         </w:rPr>
-        <w:t>因为作者我真没时间</w:t>
+        <w:t>因为作者我真没时间。</w:t>
+      </w:r>
+    </w:p>
+    <w:p>
+      <w:pPr>
+        <w:widowControl/>
+        <w:adjustRightInd w:val="0"/>
+        <w:snapToGrid w:val="0"/>
+        <w:ind w:firstLine="420"/>
+        <w:jc w:val="left"/>
+        <w:rPr>
+          <w:rFonts w:ascii="Tahoma" w:eastAsia="微软雅黑" w:hAnsi="Tahoma"/>
+          <w:kern w:val="0"/>
+          <w:sz w:val="22"/>
+        </w:rPr>
+      </w:pPr>
+      <w:r>
+        <w:rPr>
+          <w:rFonts w:ascii="Tahoma" w:eastAsia="微软雅黑" w:hAnsi="Tahoma" w:hint="eastAsia"/>
+          <w:kern w:val="0"/>
+          <w:sz w:val="22"/>
+        </w:rPr>
+        <w:t>当你专注一件事情的时候，你会发现时间一点都不够用。</w:t>
+      </w:r>
+    </w:p>
+    <w:p>
+      <w:pPr>
+        <w:widowControl/>
+        <w:adjustRightInd w:val="0"/>
+        <w:snapToGrid w:val="0"/>
+        <w:ind w:firstLine="420"/>
+        <w:jc w:val="left"/>
+        <w:rPr>
+          <w:rFonts w:ascii="Tahoma" w:eastAsia="微软雅黑" w:hAnsi="Tahoma"/>
+          <w:kern w:val="0"/>
+          <w:sz w:val="22"/>
+        </w:rPr>
+      </w:pPr>
+      <w:r>
+        <w:rPr>
+          <w:rFonts w:ascii="Tahoma" w:eastAsia="微软雅黑" w:hAnsi="Tahoma" w:hint="eastAsia"/>
+          <w:kern w:val="0"/>
+          <w:sz w:val="22"/>
+        </w:rPr>
+        <w:t>越来越多的插件小功能</w:t>
+      </w:r>
+      <w:r>
+        <w:rPr>
+          <w:rFonts w:ascii="Tahoma" w:eastAsia="微软雅黑" w:hAnsi="Tahoma" w:hint="eastAsia"/>
+          <w:kern w:val="0"/>
+          <w:sz w:val="22"/>
+        </w:rPr>
+        <w:t>，</w:t>
+      </w:r>
+      <w:r>
+        <w:rPr>
+          <w:rFonts w:ascii="Tahoma" w:eastAsia="微软雅黑" w:hAnsi="Tahoma" w:hint="eastAsia"/>
+          <w:kern w:val="0"/>
+          <w:sz w:val="22"/>
+        </w:rPr>
+        <w:t>越来越多的插件配置细节。</w:t>
+      </w:r>
+    </w:p>
+    <w:p>
+      <w:pPr>
+        <w:widowControl/>
+        <w:adjustRightInd w:val="0"/>
+        <w:snapToGrid w:val="0"/>
+        <w:ind w:firstLine="420"/>
+        <w:jc w:val="left"/>
+        <w:rPr>
+          <w:rFonts w:ascii="Tahoma" w:eastAsia="微软雅黑" w:hAnsi="Tahoma"/>
+          <w:kern w:val="0"/>
+          <w:sz w:val="22"/>
+        </w:rPr>
+      </w:pPr>
+      <w:r>
+        <w:rPr>
+          <w:rFonts w:ascii="Tahoma" w:eastAsia="微软雅黑" w:hAnsi="Tahoma" w:hint="eastAsia"/>
+          <w:kern w:val="0"/>
+          <w:sz w:val="22"/>
+        </w:rPr>
+        <w:t>以前，小功能数量少，几个小功能就能组成一个插件。</w:t>
+      </w:r>
+    </w:p>
+    <w:p>
+      <w:pPr>
+        <w:widowControl/>
+        <w:adjustRightInd w:val="0"/>
+        <w:snapToGrid w:val="0"/>
+        <w:ind w:firstLine="420"/>
+        <w:jc w:val="left"/>
+        <w:rPr>
+          <w:rFonts w:ascii="Tahoma" w:eastAsia="微软雅黑" w:hAnsi="Tahoma"/>
+          <w:kern w:val="0"/>
+          <w:sz w:val="22"/>
+        </w:rPr>
+      </w:pPr>
+      <w:r>
+        <w:rPr>
+          <w:rFonts w:ascii="Tahoma" w:eastAsia="微软雅黑" w:hAnsi="Tahoma" w:hint="eastAsia"/>
+          <w:kern w:val="0"/>
+          <w:sz w:val="22"/>
+        </w:rPr>
+        <w:t>现在，小功能进一步细化，变成更多小功能，但它们还仍然在同一个插件里。</w:t>
+      </w:r>
+    </w:p>
+    <w:p>
+      <w:pPr>
+        <w:widowControl/>
+        <w:adjustRightInd w:val="0"/>
+        <w:snapToGrid w:val="0"/>
+        <w:ind w:firstLine="420"/>
+        <w:jc w:val="left"/>
+        <w:rPr>
+          <w:rFonts w:ascii="Tahoma" w:eastAsia="微软雅黑" w:hAnsi="Tahoma"/>
+          <w:kern w:val="0"/>
+          <w:sz w:val="22"/>
+        </w:rPr>
+      </w:pPr>
+      <w:r>
+        <w:rPr>
+          <w:rFonts w:ascii="Tahoma" w:eastAsia="微软雅黑" w:hAnsi="Tahoma" w:hint="eastAsia"/>
+          <w:kern w:val="0"/>
+          <w:sz w:val="22"/>
+        </w:rPr>
+        <w:t>需要更多的时间来编写</w:t>
+      </w:r>
+      <w:r>
+        <w:rPr>
+          <w:rFonts w:ascii="Tahoma" w:eastAsia="微软雅黑" w:hAnsi="Tahoma" w:hint="eastAsia"/>
+          <w:kern w:val="0"/>
+          <w:sz w:val="22"/>
+        </w:rPr>
+        <w:t>实现</w:t>
       </w:r>
       <w:r>
         <w:rPr>
@@ -9105,21 +10358,23 @@
           <w:sz w:val="22"/>
         </w:rPr>
       </w:pPr>
-      <w:r>
-        <w:rPr>
-          <w:rFonts w:ascii="Tahoma" w:eastAsia="微软雅黑" w:hAnsi="Tahoma" w:hint="eastAsia"/>
-          <w:kern w:val="0"/>
-          <w:sz w:val="22"/>
-        </w:rPr>
-        <w:t>当你专注一件事情的时候，你会发现时间一点都不够用</w:t>
-      </w:r>
-      <w:r>
-        <w:rPr>
-          <w:rFonts w:ascii="Tahoma" w:eastAsia="微软雅黑" w:hAnsi="Tahoma" w:hint="eastAsia"/>
-          <w:kern w:val="0"/>
-          <w:sz w:val="22"/>
-        </w:rPr>
-        <w:t>。</w:t>
+      <w:proofErr w:type="gramStart"/>
+      <w:r>
+        <w:rPr>
+          <w:rFonts w:ascii="Tahoma" w:eastAsia="微软雅黑" w:hAnsi="Tahoma" w:hint="eastAsia"/>
+          <w:kern w:val="0"/>
+          <w:sz w:val="22"/>
+        </w:rPr>
+        <w:t>开坑插件</w:t>
+      </w:r>
+      <w:proofErr w:type="gramEnd"/>
+      <w:r>
+        <w:rPr>
+          <w:rFonts w:ascii="Tahoma" w:eastAsia="微软雅黑" w:hAnsi="Tahoma" w:hint="eastAsia"/>
+          <w:kern w:val="0"/>
+          <w:sz w:val="22"/>
+        </w:rPr>
+        <w:t>的时候，很快，因为只需要考虑一种情况，能实现就算完成。</w:t>
       </w:r>
     </w:p>
     <w:p>
@@ -9131,182 +10386,6 @@
         <w:jc w:val="left"/>
         <w:rPr>
           <w:rFonts w:ascii="Tahoma" w:eastAsia="微软雅黑" w:hAnsi="Tahoma"/>
-          <w:kern w:val="0"/>
-          <w:sz w:val="22"/>
-        </w:rPr>
-      </w:pPr>
-      <w:r>
-        <w:rPr>
-          <w:rFonts w:ascii="Tahoma" w:eastAsia="微软雅黑" w:hAnsi="Tahoma" w:hint="eastAsia"/>
-          <w:kern w:val="0"/>
-          <w:sz w:val="22"/>
-        </w:rPr>
-        <w:t>越来越多的插件小功能</w:t>
-      </w:r>
-      <w:r>
-        <w:rPr>
-          <w:rFonts w:ascii="Tahoma" w:eastAsia="微软雅黑" w:hAnsi="Tahoma" w:hint="eastAsia"/>
-          <w:kern w:val="0"/>
-          <w:sz w:val="22"/>
-        </w:rPr>
-        <w:t>，</w:t>
-      </w:r>
-      <w:r>
-        <w:rPr>
-          <w:rFonts w:ascii="Tahoma" w:eastAsia="微软雅黑" w:hAnsi="Tahoma" w:hint="eastAsia"/>
-          <w:kern w:val="0"/>
-          <w:sz w:val="22"/>
-        </w:rPr>
-        <w:t>越来越多的插件配置细节。</w:t>
-      </w:r>
-    </w:p>
-    <w:p>
-      <w:pPr>
-        <w:widowControl/>
-        <w:adjustRightInd w:val="0"/>
-        <w:snapToGrid w:val="0"/>
-        <w:ind w:firstLine="420"/>
-        <w:jc w:val="left"/>
-        <w:rPr>
-          <w:rFonts w:ascii="Tahoma" w:eastAsia="微软雅黑" w:hAnsi="Tahoma"/>
-          <w:kern w:val="0"/>
-          <w:sz w:val="22"/>
-        </w:rPr>
-      </w:pPr>
-      <w:r>
-        <w:rPr>
-          <w:rFonts w:ascii="Tahoma" w:eastAsia="微软雅黑" w:hAnsi="Tahoma" w:hint="eastAsia"/>
-          <w:kern w:val="0"/>
-          <w:sz w:val="22"/>
-        </w:rPr>
-        <w:t>以前</w:t>
-      </w:r>
-      <w:r>
-        <w:rPr>
-          <w:rFonts w:ascii="Tahoma" w:eastAsia="微软雅黑" w:hAnsi="Tahoma" w:hint="eastAsia"/>
-          <w:kern w:val="0"/>
-          <w:sz w:val="22"/>
-        </w:rPr>
-        <w:t>，小功能数量少，几</w:t>
-      </w:r>
-      <w:r>
-        <w:rPr>
-          <w:rFonts w:ascii="Tahoma" w:eastAsia="微软雅黑" w:hAnsi="Tahoma" w:hint="eastAsia"/>
-          <w:kern w:val="0"/>
-          <w:sz w:val="22"/>
-        </w:rPr>
-        <w:t>个小功能就能组成一个插件</w:t>
-      </w:r>
-      <w:r>
-        <w:rPr>
-          <w:rFonts w:ascii="Tahoma" w:eastAsia="微软雅黑" w:hAnsi="Tahoma" w:hint="eastAsia"/>
-          <w:kern w:val="0"/>
-          <w:sz w:val="22"/>
-        </w:rPr>
-        <w:t>。</w:t>
-      </w:r>
-    </w:p>
-    <w:p>
-      <w:pPr>
-        <w:widowControl/>
-        <w:adjustRightInd w:val="0"/>
-        <w:snapToGrid w:val="0"/>
-        <w:ind w:firstLine="420"/>
-        <w:jc w:val="left"/>
-        <w:rPr>
-          <w:rFonts w:ascii="Tahoma" w:eastAsia="微软雅黑" w:hAnsi="Tahoma" w:hint="eastAsia"/>
-          <w:kern w:val="0"/>
-          <w:sz w:val="22"/>
-        </w:rPr>
-      </w:pPr>
-      <w:r>
-        <w:rPr>
-          <w:rFonts w:ascii="Tahoma" w:eastAsia="微软雅黑" w:hAnsi="Tahoma" w:hint="eastAsia"/>
-          <w:kern w:val="0"/>
-          <w:sz w:val="22"/>
-        </w:rPr>
-        <w:t>现在，小功能进一步细化，变成更多小功能，但它们还仍然在同一个插件里。</w:t>
-      </w:r>
-    </w:p>
-    <w:p>
-      <w:pPr>
-        <w:widowControl/>
-        <w:adjustRightInd w:val="0"/>
-        <w:snapToGrid w:val="0"/>
-        <w:ind w:firstLine="420"/>
-        <w:jc w:val="left"/>
-        <w:rPr>
-          <w:rFonts w:ascii="Tahoma" w:eastAsia="微软雅黑" w:hAnsi="Tahoma"/>
-          <w:kern w:val="0"/>
-          <w:sz w:val="22"/>
-        </w:rPr>
-      </w:pPr>
-      <w:r>
-        <w:rPr>
-          <w:rFonts w:ascii="Tahoma" w:eastAsia="微软雅黑" w:hAnsi="Tahoma" w:hint="eastAsia"/>
-          <w:kern w:val="0"/>
-          <w:sz w:val="22"/>
-        </w:rPr>
-        <w:t>需要更多的时间来编写</w:t>
-      </w:r>
-      <w:r>
-        <w:rPr>
-          <w:rFonts w:ascii="Tahoma" w:eastAsia="微软雅黑" w:hAnsi="Tahoma" w:hint="eastAsia"/>
-          <w:kern w:val="0"/>
-          <w:sz w:val="22"/>
-        </w:rPr>
-        <w:t>实现</w:t>
-      </w:r>
-      <w:r>
-        <w:rPr>
-          <w:rFonts w:ascii="Tahoma" w:eastAsia="微软雅黑" w:hAnsi="Tahoma" w:hint="eastAsia"/>
-          <w:kern w:val="0"/>
-          <w:sz w:val="22"/>
-        </w:rPr>
-        <w:t>。</w:t>
-      </w:r>
-    </w:p>
-    <w:p>
-      <w:pPr>
-        <w:widowControl/>
-        <w:adjustRightInd w:val="0"/>
-        <w:snapToGrid w:val="0"/>
-        <w:ind w:firstLine="420"/>
-        <w:jc w:val="left"/>
-        <w:rPr>
-          <w:rFonts w:ascii="Tahoma" w:eastAsia="微软雅黑" w:hAnsi="Tahoma"/>
-          <w:kern w:val="0"/>
-          <w:sz w:val="22"/>
-        </w:rPr>
-      </w:pPr>
-      <w:proofErr w:type="gramStart"/>
-      <w:r>
-        <w:rPr>
-          <w:rFonts w:ascii="Tahoma" w:eastAsia="微软雅黑" w:hAnsi="Tahoma" w:hint="eastAsia"/>
-          <w:kern w:val="0"/>
-          <w:sz w:val="22"/>
-        </w:rPr>
-        <w:t>开坑插件</w:t>
-      </w:r>
-      <w:proofErr w:type="gramEnd"/>
-      <w:r>
-        <w:rPr>
-          <w:rFonts w:ascii="Tahoma" w:eastAsia="微软雅黑" w:hAnsi="Tahoma" w:hint="eastAsia"/>
-          <w:kern w:val="0"/>
-          <w:sz w:val="22"/>
-        </w:rPr>
-        <w:t>的时候，很快，因为只需要考虑一种情况，能实现就算完成。</w:t>
-      </w:r>
-    </w:p>
-    <w:p>
-      <w:pPr>
-        <w:widowControl/>
-        <w:adjustRightInd w:val="0"/>
-        <w:snapToGrid w:val="0"/>
-        <w:ind w:firstLine="420"/>
-        <w:jc w:val="left"/>
-        <w:rPr>
-          <w:rFonts w:ascii="Tahoma" w:eastAsia="微软雅黑" w:hAnsi="Tahoma" w:hint="eastAsia"/>
           <w:kern w:val="0"/>
           <w:sz w:val="22"/>
         </w:rPr>
@@ -9364,15 +10443,7 @@
           <w:kern w:val="0"/>
           <w:sz w:val="22"/>
         </w:rPr>
-        <w:t>这才导致</w:t>
-      </w:r>
-      <w:r>
-        <w:rPr>
-          <w:rFonts w:ascii="Tahoma" w:eastAsia="微软雅黑" w:hAnsi="Tahoma" w:hint="eastAsia"/>
-          <w:kern w:val="0"/>
-          <w:sz w:val="22"/>
-        </w:rPr>
-        <w:t>视频没空闲去做，游戏也没精力玩</w:t>
+        <w:t>这才导致视频没空闲去做，游戏也没精力玩</w:t>
       </w:r>
       <w:r>
         <w:rPr>
@@ -9516,6 +10587,7 @@
               </w:rPr>
               <w:t>拼图直接用图片实现，手动用</w:t>
             </w:r>
+            <w:proofErr w:type="spellStart"/>
             <w:r>
               <w:rPr>
                 <w:rFonts w:ascii="Tahoma" w:eastAsia="微软雅黑" w:hAnsi="Tahoma" w:hint="eastAsia"/>
@@ -9524,6 +10596,7 @@
               </w:rPr>
               <w:t>ps</w:t>
             </w:r>
+            <w:proofErr w:type="spellEnd"/>
             <w:r>
               <w:rPr>
                 <w:rFonts w:ascii="Tahoma" w:eastAsia="微软雅黑" w:hAnsi="Tahoma" w:hint="eastAsia"/>
@@ -9792,7 +10865,7 @@
               <w:snapToGrid w:val="0"/>
               <w:jc w:val="left"/>
               <w:rPr>
-                <w:rFonts w:ascii="Tahoma" w:eastAsia="微软雅黑" w:hAnsi="Tahoma" w:hint="eastAsia"/>
+                <w:rFonts w:ascii="Tahoma" w:eastAsia="微软雅黑" w:hAnsi="Tahoma"/>
                 <w:kern w:val="0"/>
                 <w:sz w:val="22"/>
               </w:rPr>
@@ -9862,7 +10935,7 @@
               <w:spacing w:after="200"/>
               <w:jc w:val="left"/>
               <w:rPr>
-                <w:rFonts w:ascii="Tahoma" w:eastAsia="微软雅黑" w:hAnsi="Tahoma" w:hint="eastAsia"/>
+                <w:rFonts w:ascii="Tahoma" w:eastAsia="微软雅黑" w:hAnsi="Tahoma"/>
                 <w:kern w:val="0"/>
                 <w:sz w:val="22"/>
               </w:rPr>
@@ -9976,7 +11049,7 @@
               <w:snapToGrid w:val="0"/>
               <w:jc w:val="left"/>
               <w:rPr>
-                <w:rFonts w:ascii="Tahoma" w:eastAsia="微软雅黑" w:hAnsi="Tahoma" w:hint="eastAsia"/>
+                <w:rFonts w:ascii="Tahoma" w:eastAsia="微软雅黑" w:hAnsi="Tahoma"/>
                 <w:kern w:val="0"/>
                 <w:sz w:val="22"/>
               </w:rPr>
@@ -10013,7 +11086,7 @@
         <w:snapToGrid w:val="0"/>
         <w:jc w:val="left"/>
         <w:rPr>
-          <w:rFonts w:ascii="Tahoma" w:eastAsia="微软雅黑" w:hAnsi="Tahoma" w:hint="eastAsia"/>
+          <w:rFonts w:ascii="Tahoma" w:eastAsia="微软雅黑" w:hAnsi="Tahoma"/>
           <w:kern w:val="0"/>
           <w:sz w:val="22"/>
         </w:rPr>
@@ -10142,7 +11215,6 @@
           <w:kern w:val="0"/>
           <w:sz w:val="22"/>
         </w:rPr>
-        <w:lastRenderedPageBreak/>
         <w:t>反过来，既然你知道存在很长时间了，那你为什么不会觉得它变得更成熟了呢？</w:t>
       </w:r>
     </w:p>
@@ -10303,8 +11375,9 @@
           <w:kern w:val="0"/>
           <w:sz w:val="22"/>
         </w:rPr>
-        <w:t>&gt; Rmmv</w:t>
-      </w:r>
+        <w:t xml:space="preserve">&gt; </w:t>
+      </w:r>
+      <w:proofErr w:type="spellStart"/>
       <w:r>
         <w:rPr>
           <w:rFonts w:ascii="Tahoma" w:eastAsia="微软雅黑" w:hAnsi="Tahoma"/>
@@ -10312,6 +11385,16 @@
           <w:kern w:val="0"/>
           <w:sz w:val="22"/>
         </w:rPr>
+        <w:t>Rmmv</w:t>
+      </w:r>
+      <w:proofErr w:type="spellEnd"/>
+      <w:r>
+        <w:rPr>
+          <w:rFonts w:ascii="Tahoma" w:eastAsia="微软雅黑" w:hAnsi="Tahoma"/>
+          <w:color w:val="2E74B5" w:themeColor="accent1" w:themeShade="BF"/>
+          <w:kern w:val="0"/>
+          <w:sz w:val="22"/>
+        </w:rPr>
         <w:t>中的常见问题</w:t>
       </w:r>
       <w:r>
@@ -10405,8 +11488,19 @@
           <w:kern w:val="0"/>
           <w:sz w:val="22"/>
         </w:rPr>
-        <w:t>&gt; Rmmv</w:t>
-      </w:r>
+        <w:t xml:space="preserve">&gt; </w:t>
+      </w:r>
+      <w:proofErr w:type="spellStart"/>
+      <w:r>
+        <w:rPr>
+          <w:rFonts w:ascii="Tahoma" w:eastAsia="微软雅黑" w:hAnsi="Tahoma"/>
+          <w:color w:val="0070C0"/>
+          <w:kern w:val="0"/>
+          <w:sz w:val="22"/>
+        </w:rPr>
+        <w:t>Rmmv</w:t>
+      </w:r>
+      <w:proofErr w:type="spellEnd"/>
       <w:r>
         <w:rPr>
           <w:rFonts w:ascii="Tahoma" w:eastAsia="微软雅黑" w:hAnsi="Tahoma"/>
@@ -10498,6 +11592,7 @@
           <w:kern w:val="0"/>
           <w:sz w:val="22"/>
         </w:rPr>
+        <w:lastRenderedPageBreak/>
         <w:t>但在很多年以前，大量涌现的新技术、新功能，你记得吗？你知道多少？</w:t>
       </w:r>
     </w:p>
@@ -11092,7 +12187,7 @@
         <w:snapToGrid w:val="0"/>
         <w:jc w:val="left"/>
         <w:rPr>
-          <w:rFonts w:ascii="Tahoma" w:eastAsia="微软雅黑" w:hAnsi="Tahoma" w:hint="eastAsia"/>
+          <w:rFonts w:ascii="Tahoma" w:eastAsia="微软雅黑" w:hAnsi="Tahoma"/>
           <w:kern w:val="0"/>
           <w:sz w:val="22"/>
         </w:rPr>
@@ -11339,7 +12434,7 @@
         <w:snapToGrid w:val="0"/>
         <w:jc w:val="left"/>
         <w:rPr>
-          <w:rFonts w:ascii="Tahoma" w:eastAsia="微软雅黑" w:hAnsi="Tahoma" w:hint="eastAsia"/>
+          <w:rFonts w:ascii="Tahoma" w:eastAsia="微软雅黑" w:hAnsi="Tahoma"/>
           <w:kern w:val="0"/>
           <w:sz w:val="22"/>
         </w:rPr>
@@ -11586,7 +12681,7 @@
         <w:snapToGrid w:val="0"/>
         <w:jc w:val="left"/>
         <w:rPr>
-          <w:rFonts w:ascii="Tahoma" w:eastAsia="微软雅黑" w:hAnsi="Tahoma" w:hint="eastAsia"/>
+          <w:rFonts w:ascii="Tahoma" w:eastAsia="微软雅黑" w:hAnsi="Tahoma"/>
           <w:kern w:val="0"/>
           <w:sz w:val="22"/>
         </w:rPr>
@@ -11650,7 +12745,6 @@
           <w:kern w:val="0"/>
           <w:sz w:val="22"/>
         </w:rPr>
-        <w:lastRenderedPageBreak/>
         <w:t>不可以，不接受任何金钱形式的捐赠。</w:t>
       </w:r>
     </w:p>
@@ -12037,6 +13131,7 @@
           <w:kern w:val="0"/>
           <w:sz w:val="22"/>
         </w:rPr>
+        <w:lastRenderedPageBreak/>
         <w:t>保持初心</w:t>
       </w:r>
       <w:r>
@@ -12277,6 +13372,7 @@
           <w:sz w:val="22"/>
         </w:rPr>
       </w:pPr>
+      <w:proofErr w:type="spellStart"/>
       <w:r>
         <w:rPr>
           <w:rFonts w:ascii="Tahoma" w:eastAsia="微软雅黑" w:hAnsi="Tahoma"/>
@@ -12293,6 +13389,7 @@
         </w:rPr>
         <w:t>mmv</w:t>
       </w:r>
+      <w:proofErr w:type="spellEnd"/>
       <w:r>
         <w:rPr>
           <w:rFonts w:ascii="Tahoma" w:eastAsia="微软雅黑" w:hAnsi="Tahoma" w:hint="eastAsia"/>
@@ -13499,6 +14596,7 @@
           <w:sz w:val="22"/>
         </w:rPr>
       </w:pPr>
+      <w:proofErr w:type="spellStart"/>
       <w:r>
         <w:rPr>
           <w:rFonts w:ascii="Tahoma" w:eastAsia="微软雅黑" w:hAnsi="Tahoma"/>
@@ -13515,6 +14613,7 @@
         </w:rPr>
         <w:t>mmv</w:t>
       </w:r>
+      <w:proofErr w:type="spellEnd"/>
       <w:r>
         <w:rPr>
           <w:rFonts w:ascii="Tahoma" w:eastAsia="微软雅黑" w:hAnsi="Tahoma" w:hint="eastAsia"/>
@@ -13523,6 +14622,7 @@
         </w:rPr>
         <w:t>的所有核心脚本都在</w:t>
       </w:r>
+      <w:proofErr w:type="spellStart"/>
       <w:r>
         <w:rPr>
           <w:rFonts w:ascii="Tahoma" w:eastAsia="微软雅黑" w:hAnsi="Tahoma" w:hint="eastAsia"/>
@@ -13531,6 +14631,7 @@
         </w:rPr>
         <w:t>js</w:t>
       </w:r>
+      <w:proofErr w:type="spellEnd"/>
       <w:r>
         <w:rPr>
           <w:rFonts w:ascii="Tahoma" w:eastAsia="微软雅黑" w:hAnsi="Tahoma" w:hint="eastAsia"/>
@@ -13552,6 +14653,7 @@
           <w:sz w:val="22"/>
         </w:rPr>
       </w:pPr>
+      <w:proofErr w:type="spellStart"/>
       <w:r>
         <w:rPr>
           <w:rFonts w:ascii="Tahoma" w:eastAsia="微软雅黑" w:hAnsi="Tahoma" w:hint="eastAsia"/>
@@ -13560,6 +14662,7 @@
         </w:rPr>
         <w:t>js</w:t>
       </w:r>
+      <w:proofErr w:type="spellEnd"/>
       <w:r>
         <w:rPr>
           <w:rFonts w:ascii="Tahoma" w:eastAsia="微软雅黑" w:hAnsi="Tahoma" w:hint="eastAsia"/>
@@ -13824,6 +14927,7 @@
               </w:rPr>
               <w:t>整个</w:t>
             </w:r>
+            <w:proofErr w:type="spellStart"/>
             <w:r>
               <w:rPr>
                 <w:rFonts w:ascii="Tahoma" w:eastAsia="微软雅黑" w:hAnsi="Tahoma" w:hint="eastAsia"/>
@@ -13832,6 +14936,7 @@
               </w:rPr>
               <w:t>rmmv</w:t>
             </w:r>
+            <w:proofErr w:type="spellEnd"/>
             <w:r>
               <w:rPr>
                 <w:rFonts w:ascii="Tahoma" w:eastAsia="微软雅黑" w:hAnsi="Tahoma" w:hint="eastAsia"/>
@@ -14244,6 +15349,7 @@
                 <w:sz w:val="22"/>
               </w:rPr>
             </w:pPr>
+            <w:proofErr w:type="spellStart"/>
             <w:r>
               <w:rPr>
                 <w:rFonts w:ascii="Tahoma" w:eastAsia="微软雅黑" w:hAnsi="Tahoma" w:hint="eastAsia"/>
@@ -14252,6 +15358,7 @@
               </w:rPr>
               <w:t>rmmv</w:t>
             </w:r>
+            <w:proofErr w:type="spellEnd"/>
             <w:r>
               <w:rPr>
                 <w:rFonts w:ascii="Tahoma" w:eastAsia="微软雅黑" w:hAnsi="Tahoma" w:hint="eastAsia"/>
@@ -14337,6 +15444,7 @@
                 <w:sz w:val="22"/>
               </w:rPr>
             </w:pPr>
+            <w:proofErr w:type="spellStart"/>
             <w:r>
               <w:rPr>
                 <w:rFonts w:ascii="Tahoma" w:eastAsia="微软雅黑" w:hAnsi="Tahoma" w:hint="eastAsia"/>
@@ -14345,6 +15453,7 @@
               </w:rPr>
               <w:t>rmmv</w:t>
             </w:r>
+            <w:proofErr w:type="spellEnd"/>
             <w:r>
               <w:rPr>
                 <w:rFonts w:ascii="Tahoma" w:eastAsia="微软雅黑" w:hAnsi="Tahoma" w:hint="eastAsia"/>
@@ -14430,6 +15539,7 @@
                 <w:sz w:val="22"/>
               </w:rPr>
             </w:pPr>
+            <w:proofErr w:type="spellStart"/>
             <w:r>
               <w:rPr>
                 <w:rFonts w:ascii="Tahoma" w:eastAsia="微软雅黑" w:hAnsi="Tahoma"/>
@@ -14438,6 +15548,7 @@
               </w:rPr>
               <w:t>rmmv</w:t>
             </w:r>
+            <w:proofErr w:type="spellEnd"/>
             <w:r>
               <w:rPr>
                 <w:rFonts w:ascii="Tahoma" w:eastAsia="微软雅黑" w:hAnsi="Tahoma" w:hint="eastAsia"/>
@@ -14523,6 +15634,7 @@
                 <w:sz w:val="22"/>
               </w:rPr>
             </w:pPr>
+            <w:proofErr w:type="spellStart"/>
             <w:r>
               <w:rPr>
                 <w:rFonts w:ascii="Tahoma" w:eastAsia="微软雅黑" w:hAnsi="Tahoma" w:hint="eastAsia"/>
@@ -14531,6 +15643,7 @@
               </w:rPr>
               <w:t>rmmv</w:t>
             </w:r>
+            <w:proofErr w:type="spellEnd"/>
             <w:r>
               <w:rPr>
                 <w:rFonts w:ascii="Tahoma" w:eastAsia="微软雅黑" w:hAnsi="Tahoma" w:hint="eastAsia"/>
@@ -14616,6 +15729,7 @@
                 <w:sz w:val="22"/>
               </w:rPr>
             </w:pPr>
+            <w:proofErr w:type="spellStart"/>
             <w:r>
               <w:rPr>
                 <w:rFonts w:ascii="Tahoma" w:eastAsia="微软雅黑" w:hAnsi="Tahoma" w:hint="eastAsia"/>
@@ -14624,6 +15738,7 @@
               </w:rPr>
               <w:t>rmmv</w:t>
             </w:r>
+            <w:proofErr w:type="spellEnd"/>
             <w:r>
               <w:rPr>
                 <w:rFonts w:ascii="Tahoma" w:eastAsia="微软雅黑" w:hAnsi="Tahoma" w:hint="eastAsia"/>
@@ -14709,6 +15824,7 @@
                 <w:sz w:val="22"/>
               </w:rPr>
             </w:pPr>
+            <w:proofErr w:type="spellStart"/>
             <w:r>
               <w:rPr>
                 <w:rFonts w:ascii="Tahoma" w:eastAsia="微软雅黑" w:hAnsi="Tahoma" w:hint="eastAsia"/>
@@ -14717,6 +15833,7 @@
               </w:rPr>
               <w:t>rmmv</w:t>
             </w:r>
+            <w:proofErr w:type="spellEnd"/>
             <w:r>
               <w:rPr>
                 <w:rFonts w:ascii="Tahoma" w:eastAsia="微软雅黑" w:hAnsi="Tahoma" w:hint="eastAsia"/>
@@ -14812,6 +15929,7 @@
           <w:sz w:val="22"/>
         </w:rPr>
       </w:pPr>
+      <w:proofErr w:type="spellStart"/>
       <w:r>
         <w:rPr>
           <w:rFonts w:ascii="Tahoma" w:eastAsia="微软雅黑" w:hAnsi="Tahoma"/>
@@ -14828,6 +15946,7 @@
         </w:rPr>
         <w:t>mmv</w:t>
       </w:r>
+      <w:proofErr w:type="spellEnd"/>
       <w:r>
         <w:rPr>
           <w:rFonts w:ascii="Tahoma" w:eastAsia="微软雅黑" w:hAnsi="Tahoma"/>
@@ -15018,6 +16137,7 @@
               </w:rPr>
               <w:t xml:space="preserve">.2 </w:t>
             </w:r>
+            <w:proofErr w:type="spellStart"/>
             <w:r>
               <w:rPr>
                 <w:rFonts w:ascii="Tahoma" w:eastAsia="微软雅黑" w:hAnsi="Tahoma" w:hint="eastAsia"/>
@@ -15026,6 +16146,7 @@
               </w:rPr>
               <w:t>rmmv</w:t>
             </w:r>
+            <w:proofErr w:type="spellEnd"/>
             <w:r>
               <w:rPr>
                 <w:rFonts w:ascii="Tahoma" w:eastAsia="微软雅黑" w:hAnsi="Tahoma" w:hint="eastAsia"/>
@@ -15238,8 +16359,9 @@
           <w:kern w:val="0"/>
           <w:sz w:val="22"/>
         </w:rPr>
-        <w:t>&gt; Rmmv</w:t>
-      </w:r>
+        <w:t xml:space="preserve">&gt; </w:t>
+      </w:r>
+      <w:proofErr w:type="spellStart"/>
       <w:r>
         <w:rPr>
           <w:rFonts w:ascii="Tahoma" w:eastAsia="微软雅黑" w:hAnsi="Tahoma"/>
@@ -15247,6 +16369,16 @@
           <w:kern w:val="0"/>
           <w:sz w:val="22"/>
         </w:rPr>
+        <w:t>Rmmv</w:t>
+      </w:r>
+      <w:proofErr w:type="spellEnd"/>
+      <w:r>
+        <w:rPr>
+          <w:rFonts w:ascii="Tahoma" w:eastAsia="微软雅黑" w:hAnsi="Tahoma"/>
+          <w:color w:val="0070C0"/>
+          <w:kern w:val="0"/>
+          <w:sz w:val="22"/>
+        </w:rPr>
         <w:t>工程数据转移方法</w:t>
       </w:r>
       <w:r>
@@ -15283,6 +16415,7 @@
         </w:rPr>
         <w:t>旧</w:t>
       </w:r>
+      <w:proofErr w:type="spellStart"/>
       <w:r>
         <w:rPr>
           <w:rFonts w:ascii="Tahoma" w:eastAsia="微软雅黑" w:hAnsi="Tahoma" w:hint="eastAsia"/>
@@ -15292,6 +16425,7 @@
         </w:rPr>
         <w:t>Rmmv</w:t>
       </w:r>
+      <w:proofErr w:type="spellEnd"/>
       <w:r>
         <w:rPr>
           <w:rFonts w:ascii="Tahoma" w:eastAsia="微软雅黑" w:hAnsi="Tahoma" w:hint="eastAsia"/>
@@ -15524,6 +16658,7 @@
       </w:rPr>
       <w:t xml:space="preserve">   </w:t>
     </w:r>
+    <w:proofErr w:type="spellStart"/>
     <w:r>
       <w:rPr>
         <w:rFonts w:ascii="微软雅黑" w:eastAsia="微软雅黑" w:hAnsi="微软雅黑"/>
@@ -15531,6 +16666,7 @@
       </w:rPr>
       <w:t>drill_up</w:t>
     </w:r>
+    <w:proofErr w:type="spellEnd"/>
   </w:p>
 </w:hdr>
 </file>
